--- a/src/Tests/Inputs/resumes/16/input.docx
+++ b/src/Tests/Inputs/resumes/16/input.docx
@@ -1,6 +1,6 @@
 
 <file path=word/document.xml><?xml version="1.0" encoding="utf-8"?>
-<w:document xmlns:wpc="http://schemas.microsoft.com/office/word/2010/wordprocessingCanvas" xmlns:cx="http://schemas.microsoft.com/office/drawing/2014/chartex" xmlns:cx1="http://schemas.microsoft.com/office/drawing/2015/9/8/chartex" xmlns:cx2="http://schemas.microsoft.com/office/drawing/2015/10/21/chartex" xmlns:cx3="http://schemas.microsoft.com/office/drawing/2016/5/9/chartex" xmlns:cx4="http://schemas.microsoft.com/office/drawing/2016/5/10/chartex" xmlns:cx5="http://schemas.microsoft.com/office/drawing/2016/5/11/chartex" xmlns:cx6="http://schemas.microsoft.com/office/drawing/2016/5/12/chartex" xmlns:cx7="http://schemas.microsoft.com/office/drawing/2016/5/13/chartex" xmlns:cx8="http://schemas.microsoft.com/office/drawing/2016/5/14/chartex" xmlns:mc="http://schemas.openxmlformats.org/markup-compatibility/2006" xmlns:aink="http://schemas.microsoft.com/office/drawing/2016/ink" xmlns:am3d="http://schemas.microsoft.com/office/drawing/2017/model3d" xmlns:o="urn:schemas-microsoft-com:office:office" xmlns:oel="http://schemas.microsoft.com/office/2019/extlst" xmlns:r="http://schemas.openxmlformats.org/officeDocument/2006/relationships" xmlns:m="http://schemas.openxmlformats.org/officeDocument/2006/math" xmlns:v="urn:schemas-microsoft-com:vml" xmlns:wp14="http://schemas.microsoft.com/office/word/2010/wordprocessingDrawing" xmlns:wp="http://schemas.openxmlformats.org/drawingml/2006/wordprocessingDrawing" xmlns:w10="urn:schemas-microsoft-com:office:word" xmlns:w="http://schemas.openxmlformats.org/wordprocessingml/2006/main" xmlns:w14="http://schemas.microsoft.com/office/word/2010/wordml" xmlns:w15="http://schemas.microsoft.com/office/word/2012/wordml" xmlns:w16cex="http://schemas.microsoft.com/office/word/2018/wordml/cex" xmlns:w16cid="http://schemas.microsoft.com/office/word/2016/wordml/cid" xmlns:w16="http://schemas.microsoft.com/office/word/2018/wordml" xmlns:w16du="http://schemas.microsoft.com/office/word/2023/wordml/word16du" xmlns:w16sdtdh="http://schemas.microsoft.com/office/word/2020/wordml/sdtdatahash" xmlns:w16se="http://schemas.microsoft.com/office/word/2015/wordml/symex" xmlns:wpg="http://schemas.microsoft.com/office/word/2010/wordprocessingGroup" xmlns:wpi="http://schemas.microsoft.com/office/word/2010/wordprocessingInk" xmlns:wne="http://schemas.microsoft.com/office/word/2006/wordml" xmlns:wps="http://schemas.microsoft.com/office/word/2010/wordprocessingShape" mc:Ignorable="w14 w15 w16se w16cid w16 w16cex w16sdtdh wp14">
+<w:document xmlns:a="http://schemas.openxmlformats.org/drawingml/2006/main" xmlns:adec="http://schemas.microsoft.com/office/drawing/2017/decorative" xmlns:a16="http://schemas.microsoft.com/office/drawing/2014/main" xmlns:wpc="http://schemas.microsoft.com/office/word/2010/wordprocessingCanvas" xmlns:cx="http://schemas.microsoft.com/office/drawing/2014/chartex" xmlns:cx1="http://schemas.microsoft.com/office/drawing/2015/9/8/chartex" xmlns:cx2="http://schemas.microsoft.com/office/drawing/2015/10/21/chartex" xmlns:cx3="http://schemas.microsoft.com/office/drawing/2016/5/9/chartex" xmlns:cx4="http://schemas.microsoft.com/office/drawing/2016/5/10/chartex" xmlns:cx5="http://schemas.microsoft.com/office/drawing/2016/5/11/chartex" xmlns:cx6="http://schemas.microsoft.com/office/drawing/2016/5/12/chartex" xmlns:cx7="http://schemas.microsoft.com/office/drawing/2016/5/13/chartex" xmlns:cx8="http://schemas.microsoft.com/office/drawing/2016/5/14/chartex" xmlns:mc="http://schemas.openxmlformats.org/markup-compatibility/2006" xmlns:aink="http://schemas.microsoft.com/office/drawing/2016/ink" xmlns:am3d="http://schemas.microsoft.com/office/drawing/2017/model3d" xmlns:o="urn:schemas-microsoft-com:office:office" xmlns:oel="http://schemas.microsoft.com/office/2019/extlst" xmlns:r="http://schemas.openxmlformats.org/officeDocument/2006/relationships" xmlns:m="http://schemas.openxmlformats.org/officeDocument/2006/math" xmlns:v="urn:schemas-microsoft-com:vml" xmlns:wp14="http://schemas.microsoft.com/office/word/2010/wordprocessingDrawing" xmlns:wp="http://schemas.openxmlformats.org/drawingml/2006/wordprocessingDrawing" xmlns:w10="urn:schemas-microsoft-com:office:word" xmlns:w="http://schemas.openxmlformats.org/wordprocessingml/2006/main" xmlns:w14="http://schemas.microsoft.com/office/word/2010/wordml" xmlns:w15="http://schemas.microsoft.com/office/word/2012/wordml" xmlns:w16cex="http://schemas.microsoft.com/office/word/2018/wordml/cex" xmlns:w16cid="http://schemas.microsoft.com/office/word/2016/wordml/cid" xmlns:w16="http://schemas.microsoft.com/office/word/2018/wordml" xmlns:w16du="http://schemas.microsoft.com/office/word/2023/wordml/word16du" xmlns:w16sdtdh="http://schemas.microsoft.com/office/word/2020/wordml/sdtdatahash" xmlns:w16se="http://schemas.microsoft.com/office/word/2015/wordml/symex" xmlns:wpg="http://schemas.microsoft.com/office/word/2010/wordprocessingGroup" xmlns:wpi="http://schemas.microsoft.com/office/word/2010/wordprocessingInk" xmlns:wne="http://schemas.microsoft.com/office/word/2006/wordml" xmlns:wps="http://schemas.microsoft.com/office/word/2010/wordprocessingShape" mc:Ignorable="w14 w15 w16se w16cid w16 w16cex w16sdtdh wp14">
   <w:body>
     <w:p>
       <w:pPr>
@@ -12,7 +12,7 @@
           <w:szCs w:val="6"/>
         </w:rPr>
       </w:pPr>
-      <w:bookmarkStart w:id="0" w:name="_Hlk131061553"/>
+      <w:bookmarkStart w:name="_Hlk131061553" w:id="0"/>
       <w:r>
         <w:rPr>
           <w:noProof/>
@@ -22,7 +22,7 @@
         <mc:AlternateContent>
           <mc:Choice Requires="wpg">
             <w:drawing>
-              <wp:anchor distT="0" distB="0" distL="114300" distR="114300" simplePos="0" relativeHeight="251659264" behindDoc="1" locked="1" layoutInCell="1" allowOverlap="1" wp14:anchorId="1D25FC72" wp14:editId="7AA8F1F3">
+              <wp:anchor distT="0" distB="0" distL="114300" distR="114300" simplePos="0" relativeHeight="251659264" behindDoc="1" locked="1" layoutInCell="1" allowOverlap="1" wp14:editId="7AA8F1F3" wp14:anchorId="1D25FC72">
                 <wp:simplePos x="0" y="0"/>
                 <wp:positionH relativeFrom="margin">
                   <wp:posOffset>-519545</wp:posOffset>
@@ -375,21 +375,21 @@
           </mc:Choice>
           <mc:Fallback>
             <w:pict>
-              <v:group w14:anchorId="27527EED" id="Group 1" o:spid="_x0000_s1026" alt="&quot;&quot;" style="position:absolute;margin-left:-40.9pt;margin-top:-31.7pt;width:550.05pt;height:11in;z-index:-251657216;mso-position-horizontal-relative:margin;mso-position-vertical-relative:margin;mso-width-relative:margin;mso-height-relative:margin" coordsize="47625,68580" o:gfxdata="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">
+              <v:group id="Group 1" style="position:absolute;margin-left:-40.9pt;margin-top:-31.7pt;width:550.05pt;height:11in;z-index:-251657216;mso-position-horizontal-relative:margin;mso-position-vertical-relative:margin;mso-width-relative:margin;mso-height-relative:margin" alt="&quot;&quot;" coordsize="47625,68580" o:spid="_x0000_s1026" o:gfxdata="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" w14:anchorId="27527EED">
                 <o:lock v:ext="edit" aspectratio="t"/>
-                <v:shape id="Freeform 6" o:spid="_x0000_s1027" style="position:absolute;width:62;height:68580;visibility:visible;mso-wrap-style:square;v-text-anchor:middle" coordsize="6234,6858000" o:gfxdata="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" path="m,l6235,r,6858000l,6858000,,xe" fillcolor="#669748" stroked="f" strokeweight=".24036mm">
+                <v:shape id="Freeform 6" style="position:absolute;width:62;height:68580;visibility:visible;mso-wrap-style:square;v-text-anchor:middle" coordsize="6234,6858000" o:spid="_x0000_s1027" fillcolor="#669748" stroked="f" strokeweight=".24036mm" path="m,l6235,r,6858000l,6858000,,xe" o:gfxdata="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">
                   <v:stroke joinstyle="miter"/>
                   <v:path arrowok="t" o:connecttype="custom" o:connectlocs="0,0;6235,0;6235,6858000;0,6858000" o:connectangles="0,0,0,0"/>
                 </v:shape>
-                <v:shape id="Freeform 8" o:spid="_x0000_s1028" style="position:absolute;left:283;width:125;height:68580;visibility:visible;mso-wrap-style:square;v-text-anchor:middle" coordsize="12469,6858000" o:gfxdata="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" path="m,l12469,r,6858000l,6858000,,xe" fillcolor="#669748" stroked="f" strokeweight=".24036mm">
+                <v:shape id="Freeform 8" style="position:absolute;left:283;width:125;height:68580;visibility:visible;mso-wrap-style:square;v-text-anchor:middle" coordsize="12469,6858000" o:spid="_x0000_s1028" fillcolor="#669748" stroked="f" strokeweight=".24036mm" path="m,l12469,r,6858000l,6858000,,xe" o:gfxdata="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">
                   <v:stroke joinstyle="miter"/>
                   <v:path arrowok="t" o:connecttype="custom" o:connectlocs="0,0;12469,0;12469,6858000;0,6858000" o:connectangles="0,0,0,0"/>
                 </v:shape>
-                <v:shape id="Freeform 9" o:spid="_x0000_s1029" style="position:absolute;left:47562;width:63;height:68580;visibility:visible;mso-wrap-style:square;v-text-anchor:middle" coordsize="6234,6858000" o:gfxdata="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" path="m,l6234,r,6858000l,6858000,,xe" fillcolor="#669748" stroked="f" strokeweight=".24036mm">
+                <v:shape id="Freeform 9" style="position:absolute;left:47562;width:63;height:68580;visibility:visible;mso-wrap-style:square;v-text-anchor:middle" coordsize="6234,6858000" o:spid="_x0000_s1029" fillcolor="#669748" stroked="f" strokeweight=".24036mm" path="m,l6234,r,6858000l,6858000,,xe" o:gfxdata="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">
                   <v:stroke joinstyle="miter"/>
                   <v:path arrowok="t" o:connecttype="custom" o:connectlocs="0,0;6234,0;6234,6858000;0,6858000" o:connectangles="0,0,0,0"/>
                 </v:shape>
-                <v:shape id="Freeform 11" o:spid="_x0000_s1030" style="position:absolute;left:47208;width:125;height:68580;visibility:visible;mso-wrap-style:square;v-text-anchor:middle" coordsize="12469,6858000" o:gfxdata="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" path="m,l12469,r,6858000l,6858000,,xe" fillcolor="#669748" stroked="f" strokeweight=".24036mm">
+                <v:shape id="Freeform 11" style="position:absolute;left:47208;width:125;height:68580;visibility:visible;mso-wrap-style:square;v-text-anchor:middle" coordsize="12469,6858000" o:spid="_x0000_s1030" fillcolor="#669748" stroked="f" strokeweight=".24036mm" path="m,l12469,r,6858000l,6858000,,xe" o:gfxdata="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">
                   <v:stroke joinstyle="miter"/>
                   <v:path arrowok="t" o:connecttype="custom" o:connectlocs="0,0;12469,0;12469,6858000;0,6858000" o:connectangles="0,0,0,0"/>
                 </v:shape>

--- a/src/Tests/Inputs/resumes/16/input.docx
+++ b/src/Tests/Inputs/resumes/16/input.docx
@@ -3375,1992 +3375,6 @@
 </w:webSettings>
 </file>
 
-<file path=word/glossary/document.xml><?xml version="1.0" encoding="utf-8"?>
-<w:glossaryDocument xmlns:wpc="http://schemas.microsoft.com/office/word/2010/wordprocessingCanvas" xmlns:cx="http://schemas.microsoft.com/office/drawing/2014/chartex" xmlns:cx1="http://schemas.microsoft.com/office/drawing/2015/9/8/chartex" xmlns:cx2="http://schemas.microsoft.com/office/drawing/2015/10/21/chartex" xmlns:cx3="http://schemas.microsoft.com/office/drawing/2016/5/9/chartex" xmlns:cx4="http://schemas.microsoft.com/office/drawing/2016/5/10/chartex" xmlns:cx5="http://schemas.microsoft.com/office/drawing/2016/5/11/chartex" xmlns:cx6="http://schemas.microsoft.com/office/drawing/2016/5/12/chartex" xmlns:cx7="http://schemas.microsoft.com/office/drawing/2016/5/13/chartex" xmlns:cx8="http://schemas.microsoft.com/office/drawing/2016/5/14/chartex" xmlns:mc="http://schemas.openxmlformats.org/markup-compatibility/2006" xmlns:aink="http://schemas.microsoft.com/office/drawing/2016/ink" xmlns:am3d="http://schemas.microsoft.com/office/drawing/2017/model3d" xmlns:o="urn:schemas-microsoft-com:office:office" xmlns:oel="http://schemas.microsoft.com/office/2019/extlst" xmlns:r="http://schemas.openxmlformats.org/officeDocument/2006/relationships" xmlns:m="http://schemas.openxmlformats.org/officeDocument/2006/math" xmlns:v="urn:schemas-microsoft-com:vml" xmlns:wp14="http://schemas.microsoft.com/office/word/2010/wordprocessingDrawing" xmlns:wp="http://schemas.openxmlformats.org/drawingml/2006/wordprocessingDrawing" xmlns:w10="urn:schemas-microsoft-com:office:word" xmlns:w="http://schemas.openxmlformats.org/wordprocessingml/2006/main" xmlns:w14="http://schemas.microsoft.com/office/word/2010/wordml" xmlns:w15="http://schemas.microsoft.com/office/word/2012/wordml" xmlns:w16cex="http://schemas.microsoft.com/office/word/2018/wordml/cex" xmlns:w16cid="http://schemas.microsoft.com/office/word/2016/wordml/cid" xmlns:w16="http://schemas.microsoft.com/office/word/2018/wordml" xmlns:w16du="http://schemas.microsoft.com/office/word/2023/wordml/word16du" xmlns:w16sdtdh="http://schemas.microsoft.com/office/word/2020/wordml/sdtdatahash" xmlns:w16se="http://schemas.microsoft.com/office/word/2015/wordml/symex" xmlns:wpg="http://schemas.microsoft.com/office/word/2010/wordprocessingGroup" xmlns:wpi="http://schemas.microsoft.com/office/word/2010/wordprocessingInk" xmlns:wne="http://schemas.microsoft.com/office/word/2006/wordml" xmlns:wps="http://schemas.microsoft.com/office/word/2010/wordprocessingShape" mc:Ignorable="w14 w15 w16se w16cid w16 w16cex w16sdtdh wp14">
-  <w:docParts>
-    <w:docPart>
-      <w:docPartPr>
-        <w:name w:val="142C00AEE83142C7A95C2886F1BCCCF6"/>
-        <w:category>
-          <w:name w:val="General"/>
-          <w:gallery w:val="placeholder"/>
-        </w:category>
-        <w:types>
-          <w:type w:val="bbPlcHdr"/>
-        </w:types>
-        <w:behaviors>
-          <w:behavior w:val="content"/>
-        </w:behaviors>
-        <w:guid w:val="{391BB6DA-CC10-4F2C-95F4-DBE8FEE5A2E2}"/>
-      </w:docPartPr>
-      <w:docPartBody>
-        <w:p>
-          <w:pPr>
-            <w:pStyle w:val="142C00AEE83142C7A95C2886F1BCCCF6"/>
-          </w:pPr>
-          <w:r>
-            <w:t>Chanchal</w:t>
-          </w:r>
-          <w:r>
-            <w:br/>
-            <w:t>Sharma</w:t>
-          </w:r>
-        </w:p>
-      </w:docPartBody>
-    </w:docPart>
-    <w:docPart>
-      <w:docPartPr>
-        <w:name w:val="030CC2810A8F44C18FE34E093C7AB8B7"/>
-        <w:category>
-          <w:name w:val="General"/>
-          <w:gallery w:val="placeholder"/>
-        </w:category>
-        <w:types>
-          <w:type w:val="bbPlcHdr"/>
-        </w:types>
-        <w:behaviors>
-          <w:behavior w:val="content"/>
-        </w:behaviors>
-        <w:guid w:val="{7EB5E5C3-1046-464B-8EDF-3F2CDC9E29BD}"/>
-      </w:docPartPr>
-      <w:docPartBody>
-        <w:p>
-          <w:pPr>
-            <w:pStyle w:val="030CC2810A8F44C18FE34E093C7AB8B7"/>
-          </w:pPr>
-          <w:r>
-            <w:t>Office Manager</w:t>
-          </w:r>
-        </w:p>
-      </w:docPartBody>
-    </w:docPart>
-    <w:docPart>
-      <w:docPartPr>
-        <w:name w:val="BD4C9111B1334ED585132BAE6F8A1212"/>
-        <w:category>
-          <w:name w:val="General"/>
-          <w:gallery w:val="placeholder"/>
-        </w:category>
-        <w:types>
-          <w:type w:val="bbPlcHdr"/>
-        </w:types>
-        <w:behaviors>
-          <w:behavior w:val="content"/>
-        </w:behaviors>
-        <w:guid w:val="{C40ADEBB-4457-43AA-B89F-6281838A6D56}"/>
-      </w:docPartPr>
-      <w:docPartBody>
-        <w:p>
-          <w:pPr>
-            <w:pStyle w:val="BD4C9111B1334ED585132BAE6F8A1212"/>
-          </w:pPr>
-          <w:r>
-            <w:t>Experience</w:t>
-          </w:r>
-        </w:p>
-      </w:docPartBody>
-    </w:docPart>
-    <w:docPart>
-      <w:docPartPr>
-        <w:name w:val="E78FC0838EFC4693BA1998DD74F7B03D"/>
-        <w:category>
-          <w:name w:val="General"/>
-          <w:gallery w:val="placeholder"/>
-        </w:category>
-        <w:types>
-          <w:type w:val="bbPlcHdr"/>
-        </w:types>
-        <w:behaviors>
-          <w:behavior w:val="content"/>
-        </w:behaviors>
-        <w:guid w:val="{8AF3D87C-06BC-413D-90FE-5D4699746E74}"/>
-      </w:docPartPr>
-      <w:docPartBody>
-        <w:p>
-          <w:pPr>
-            <w:pStyle w:val="E78FC0838EFC4693BA1998DD74F7B03D"/>
-          </w:pPr>
-          <w:r>
-            <w:t>Office manager,</w:t>
-          </w:r>
-        </w:p>
-      </w:docPartBody>
-    </w:docPart>
-    <w:docPart>
-      <w:docPartPr>
-        <w:name w:val="D4EB3FDB79A54BCF899D4ADC05427CFF"/>
-        <w:category>
-          <w:name w:val="General"/>
-          <w:gallery w:val="placeholder"/>
-        </w:category>
-        <w:types>
-          <w:type w:val="bbPlcHdr"/>
-        </w:types>
-        <w:behaviors>
-          <w:behavior w:val="content"/>
-        </w:behaviors>
-        <w:guid w:val="{CED79725-1F3F-41DA-AF3C-16E227A02FC1}"/>
-      </w:docPartPr>
-      <w:docPartBody>
-        <w:p>
-          <w:pPr>
-            <w:pStyle w:val="D4EB3FDB79A54BCF899D4ADC05427CFF3"/>
-          </w:pPr>
-          <w:r>
-            <w:rPr>
-              <w:rStyle w:val="Italics"/>
-            </w:rPr>
-            <w:t>The Phone Company</w:t>
-          </w:r>
-        </w:p>
-      </w:docPartBody>
-    </w:docPart>
-    <w:docPart>
-      <w:docPartPr>
-        <w:name w:val="1DE16B667C8F438DA08B7B36093F2181"/>
-        <w:category>
-          <w:name w:val="General"/>
-          <w:gallery w:val="placeholder"/>
-        </w:category>
-        <w:types>
-          <w:type w:val="bbPlcHdr"/>
-        </w:types>
-        <w:behaviors>
-          <w:behavior w:val="content"/>
-        </w:behaviors>
-        <w:guid w:val="{0A21CCB0-7A9E-437C-ACB8-DDA27138A354}"/>
-      </w:docPartPr>
-      <w:docPartBody>
-        <w:p>
-          <w:pPr>
-            <w:pStyle w:val="1DE16B667C8F438DA08B7B36093F2181"/>
-          </w:pPr>
-          <w:r>
-            <w:t>Summarize your key responsibilities and accomplishments. Where appropriate, use the language and words you find in the specific job description. Be concise, targeting 3-5</w:t>
-          </w:r>
-          <w:r>
-            <w:t xml:space="preserve"> </w:t>
-          </w:r>
-          <w:r>
-            <w:t>key areas.</w:t>
-          </w:r>
-        </w:p>
-      </w:docPartBody>
-    </w:docPart>
-    <w:docPart>
-      <w:docPartPr>
-        <w:name w:val="51B5D3A489374D83B013A35CB42BF3B4"/>
-        <w:category>
-          <w:name w:val="General"/>
-          <w:gallery w:val="placeholder"/>
-        </w:category>
-        <w:types>
-          <w:type w:val="bbPlcHdr"/>
-        </w:types>
-        <w:behaviors>
-          <w:behavior w:val="content"/>
-        </w:behaviors>
-        <w:guid w:val="{C7AA97A8-0A76-4D73-A4B2-CD0F75660463}"/>
-      </w:docPartPr>
-      <w:docPartBody>
-        <w:p>
-          <w:pPr>
-            <w:pStyle w:val="51B5D3A489374D83B013A35CB42BF3B4"/>
-          </w:pPr>
-          <w:r>
-            <w:t>Office manager,</w:t>
-          </w:r>
-        </w:p>
-      </w:docPartBody>
-    </w:docPart>
-    <w:docPart>
-      <w:docPartPr>
-        <w:name w:val="E7D3D4F37AB64EF680D65097BB2D71E7"/>
-        <w:category>
-          <w:name w:val="General"/>
-          <w:gallery w:val="placeholder"/>
-        </w:category>
-        <w:types>
-          <w:type w:val="bbPlcHdr"/>
-        </w:types>
-        <w:behaviors>
-          <w:behavior w:val="content"/>
-        </w:behaviors>
-        <w:guid w:val="{049BD30D-7862-4BFB-95B3-FF7115853A19}"/>
-      </w:docPartPr>
-      <w:docPartBody>
-        <w:p>
-          <w:pPr>
-            <w:pStyle w:val="E7D3D4F37AB64EF680D65097BB2D71E73"/>
-          </w:pPr>
-          <w:r>
-            <w:rPr>
-              <w:rStyle w:val="Italics"/>
-            </w:rPr>
-            <w:t>Nod Publishing</w:t>
-          </w:r>
-        </w:p>
-      </w:docPartBody>
-    </w:docPart>
-    <w:docPart>
-      <w:docPartPr>
-        <w:name w:val="4962FE9F5CEF48C3A9B43B5950E139ED"/>
-        <w:category>
-          <w:name w:val="General"/>
-          <w:gallery w:val="placeholder"/>
-        </w:category>
-        <w:types>
-          <w:type w:val="bbPlcHdr"/>
-        </w:types>
-        <w:behaviors>
-          <w:behavior w:val="content"/>
-        </w:behaviors>
-        <w:guid w:val="{30930E0E-2328-4EE9-B096-37D20D0AB59A}"/>
-      </w:docPartPr>
-      <w:docPartBody>
-        <w:p>
-          <w:pPr>
-            <w:pStyle w:val="4962FE9F5CEF48C3A9B43B5950E139ED"/>
-          </w:pPr>
-          <w:r>
-            <w:t>Summarize your key responsibilities and accomplishments. Here again, take any opportunity to use words you find in the job description. Be brief.</w:t>
-          </w:r>
-        </w:p>
-      </w:docPartBody>
-    </w:docPart>
-    <w:docPart>
-      <w:docPartPr>
-        <w:name w:val="56CE162CFBDF4AD48B3F6CB1BFD0CB6D"/>
-        <w:category>
-          <w:name w:val="General"/>
-          <w:gallery w:val="placeholder"/>
-        </w:category>
-        <w:types>
-          <w:type w:val="bbPlcHdr"/>
-        </w:types>
-        <w:behaviors>
-          <w:behavior w:val="content"/>
-        </w:behaviors>
-        <w:guid w:val="{56E47839-3F1A-4582-B168-4DA9B1036F48}"/>
-      </w:docPartPr>
-      <w:docPartBody>
-        <w:p>
-          <w:pPr>
-            <w:pStyle w:val="56CE162CFBDF4AD48B3F6CB1BFD0CB6D"/>
-          </w:pPr>
-          <w:r>
-            <w:t>Office manager,</w:t>
-          </w:r>
-        </w:p>
-      </w:docPartBody>
-    </w:docPart>
-    <w:docPart>
-      <w:docPartPr>
-        <w:name w:val="D9C262E44872466D80C6BEC52D63121A"/>
-        <w:category>
-          <w:name w:val="General"/>
-          <w:gallery w:val="placeholder"/>
-        </w:category>
-        <w:types>
-          <w:type w:val="bbPlcHdr"/>
-        </w:types>
-        <w:behaviors>
-          <w:behavior w:val="content"/>
-        </w:behaviors>
-        <w:guid w:val="{A34AC21B-AD8D-46A8-A14D-4AFE4CE6C05C}"/>
-      </w:docPartPr>
-      <w:docPartBody>
-        <w:p>
-          <w:pPr>
-            <w:pStyle w:val="D9C262E44872466D80C6BEC52D63121A3"/>
-          </w:pPr>
-          <w:r>
-            <w:rPr>
-              <w:rStyle w:val="Italics"/>
-            </w:rPr>
-            <w:t>Southridge Video</w:t>
-          </w:r>
-        </w:p>
-      </w:docPartBody>
-    </w:docPart>
-    <w:docPart>
-      <w:docPartPr>
-        <w:name w:val="FC8F3BDAF88C41B79117DD139DF3D180"/>
-        <w:category>
-          <w:name w:val="General"/>
-          <w:gallery w:val="placeholder"/>
-        </w:category>
-        <w:types>
-          <w:type w:val="bbPlcHdr"/>
-        </w:types>
-        <w:behaviors>
-          <w:behavior w:val="content"/>
-        </w:behaviors>
-        <w:guid w:val="{8D30E806-AF43-4B66-8FEF-A71852EE98AA}"/>
-      </w:docPartPr>
-      <w:docPartBody>
-        <w:p>
-          <w:pPr>
-            <w:pStyle w:val="FC8F3BDAF88C41B79117DD139DF3D180"/>
-          </w:pPr>
-          <w:r>
-            <w:t>Summarize your key responsibilities and accomplishments. Here again, take any opportunity to use words you find in the job description. Be concise, targeting 3-5 key areas.</w:t>
-          </w:r>
-        </w:p>
-      </w:docPartBody>
-    </w:docPart>
-    <w:docPart>
-      <w:docPartPr>
-        <w:name w:val="8C097BE7408F4ECAB277FEA7ECAF35CE"/>
-        <w:category>
-          <w:name w:val="General"/>
-          <w:gallery w:val="placeholder"/>
-        </w:category>
-        <w:types>
-          <w:type w:val="bbPlcHdr"/>
-        </w:types>
-        <w:behaviors>
-          <w:behavior w:val="content"/>
-        </w:behaviors>
-        <w:guid w:val="{373146F0-DB4C-4A89-9536-C025834EF832}"/>
-      </w:docPartPr>
-      <w:docPartBody>
-        <w:p>
-          <w:pPr>
-            <w:pStyle w:val="8C097BE7408F4ECAB277FEA7ECAF35CE"/>
-          </w:pPr>
-          <w:r>
-            <w:t>Education</w:t>
-          </w:r>
-        </w:p>
-      </w:docPartBody>
-    </w:docPart>
-    <w:docPart>
-      <w:docPartPr>
-        <w:name w:val="2D248D6A6B6E4D95AE95CA5930826E48"/>
-        <w:category>
-          <w:name w:val="General"/>
-          <w:gallery w:val="placeholder"/>
-        </w:category>
-        <w:types>
-          <w:type w:val="bbPlcHdr"/>
-        </w:types>
-        <w:behaviors>
-          <w:behavior w:val="content"/>
-        </w:behaviors>
-        <w:guid w:val="{4B3DA11C-D77A-40A7-89FA-E8D0B01DE35C}"/>
-      </w:docPartPr>
-      <w:docPartBody>
-        <w:p>
-          <w:pPr>
-            <w:pStyle w:val="2D248D6A6B6E4D95AE95CA5930826E48"/>
-          </w:pPr>
-          <w:r>
-            <w:t>Sep 20</w:t>
-          </w:r>
-          <w:r>
-            <w:t>XX</w:t>
-          </w:r>
-          <w:r>
-            <w:t xml:space="preserve"> - May 20</w:t>
-          </w:r>
-          <w:r>
-            <w:t>XX</w:t>
-          </w:r>
-        </w:p>
-      </w:docPartBody>
-    </w:docPart>
-    <w:docPart>
-      <w:docPartPr>
-        <w:name w:val="E62C6ADFE1DF417687DBC14966DA5377"/>
-        <w:category>
-          <w:name w:val="General"/>
-          <w:gallery w:val="placeholder"/>
-        </w:category>
-        <w:types>
-          <w:type w:val="bbPlcHdr"/>
-        </w:types>
-        <w:behaviors>
-          <w:behavior w:val="content"/>
-        </w:behaviors>
-        <w:guid w:val="{327631F9-C4E2-401E-9BBA-E6EA77554AA0}"/>
-      </w:docPartPr>
-      <w:docPartBody>
-        <w:p>
-          <w:pPr>
-            <w:pStyle w:val="E62C6ADFE1DF417687DBC14966DA5377"/>
-          </w:pPr>
-          <w:r>
-            <w:t>Associate degree,</w:t>
-          </w:r>
-        </w:p>
-      </w:docPartBody>
-    </w:docPart>
-    <w:docPart>
-      <w:docPartPr>
-        <w:name w:val="23E22E4467D44ACD84810BA724D44155"/>
-        <w:category>
-          <w:name w:val="General"/>
-          <w:gallery w:val="placeholder"/>
-        </w:category>
-        <w:types>
-          <w:type w:val="bbPlcHdr"/>
-        </w:types>
-        <w:behaviors>
-          <w:behavior w:val="content"/>
-        </w:behaviors>
-        <w:guid w:val="{68A73F43-3536-427C-A61A-EB1844506805}"/>
-      </w:docPartPr>
-      <w:docPartBody>
-        <w:p>
-          <w:pPr>
-            <w:pStyle w:val="23E22E4467D44ACD84810BA724D441553"/>
-          </w:pPr>
-          <w:r>
-            <w:rPr>
-              <w:rStyle w:val="NotBold"/>
-            </w:rPr>
-            <w:t>H.R. Management, Bellows College</w:t>
-          </w:r>
-        </w:p>
-      </w:docPartBody>
-    </w:docPart>
-    <w:docPart>
-      <w:docPartPr>
-        <w:name w:val="8A9452589B6648BE9E570ED255F34763"/>
-        <w:category>
-          <w:name w:val="General"/>
-          <w:gallery w:val="placeholder"/>
-        </w:category>
-        <w:types>
-          <w:type w:val="bbPlcHdr"/>
-        </w:types>
-        <w:behaviors>
-          <w:behavior w:val="content"/>
-        </w:behaviors>
-        <w:guid w:val="{1D290653-79C9-47F5-A709-16D6FC647A25}"/>
-      </w:docPartPr>
-      <w:docPartBody>
-        <w:p>
-          <w:pPr>
-            <w:pStyle w:val="8A9452589B6648BE9E570ED255F34763"/>
-          </w:pPr>
-          <w:r>
-            <w:t>Skills</w:t>
-          </w:r>
-        </w:p>
-      </w:docPartBody>
-    </w:docPart>
-    <w:docPart>
-      <w:docPartPr>
-        <w:name w:val="0FC213B9580D4E08AAE60942668F9E97"/>
-        <w:category>
-          <w:name w:val="General"/>
-          <w:gallery w:val="placeholder"/>
-        </w:category>
-        <w:types>
-          <w:type w:val="bbPlcHdr"/>
-        </w:types>
-        <w:behaviors>
-          <w:behavior w:val="content"/>
-        </w:behaviors>
-        <w:guid w:val="{1A86AE76-3629-439E-83FB-39E134D299E6}"/>
-      </w:docPartPr>
-      <w:docPartBody>
-        <w:p>
-          <w:pPr>
-            <w:pStyle w:val="0FC213B9580D4E08AAE60942668F9E97"/>
-          </w:pPr>
-          <w:r>
-            <w:t>Project management</w:t>
-          </w:r>
-        </w:p>
-      </w:docPartBody>
-    </w:docPart>
-    <w:docPart>
-      <w:docPartPr>
-        <w:name w:val="A7CBCEF95100427ABA2317BF955BA380"/>
-        <w:category>
-          <w:name w:val="General"/>
-          <w:gallery w:val="placeholder"/>
-        </w:category>
-        <w:types>
-          <w:type w:val="bbPlcHdr"/>
-        </w:types>
-        <w:behaviors>
-          <w:behavior w:val="content"/>
-        </w:behaviors>
-        <w:guid w:val="{08576DD6-DC8F-41F6-B49F-FECC85BBB113}"/>
-      </w:docPartPr>
-      <w:docPartBody>
-        <w:p>
-          <w:pPr>
-            <w:pStyle w:val="A7CBCEF95100427ABA2317BF955BA380"/>
-          </w:pPr>
-          <w:r>
-            <w:t>Data analysis</w:t>
-          </w:r>
-        </w:p>
-      </w:docPartBody>
-    </w:docPart>
-    <w:docPart>
-      <w:docPartPr>
-        <w:name w:val="1FC815759E834194A7E36597D65CDB0A"/>
-        <w:category>
-          <w:name w:val="General"/>
-          <w:gallery w:val="placeholder"/>
-        </w:category>
-        <w:types>
-          <w:type w:val="bbPlcHdr"/>
-        </w:types>
-        <w:behaviors>
-          <w:behavior w:val="content"/>
-        </w:behaviors>
-        <w:guid w:val="{6D95295C-4669-44E3-9AC0-393BB221747D}"/>
-      </w:docPartPr>
-      <w:docPartBody>
-        <w:p>
-          <w:pPr>
-            <w:pStyle w:val="1FC815759E834194A7E36597D65CDB0A"/>
-          </w:pPr>
-          <w:r>
-            <w:t>Communication</w:t>
-          </w:r>
-        </w:p>
-      </w:docPartBody>
-    </w:docPart>
-    <w:docPart>
-      <w:docPartPr>
-        <w:name w:val="96DBB275330E4AD5A753B0EC44DFC8EC"/>
-        <w:category>
-          <w:name w:val="General"/>
-          <w:gallery w:val="placeholder"/>
-        </w:category>
-        <w:types>
-          <w:type w:val="bbPlcHdr"/>
-        </w:types>
-        <w:behaviors>
-          <w:behavior w:val="content"/>
-        </w:behaviors>
-        <w:guid w:val="{228873A6-34F6-4A89-9CCC-2BD7C82C11A1}"/>
-      </w:docPartPr>
-      <w:docPartBody>
-        <w:p>
-          <w:pPr>
-            <w:pStyle w:val="96DBB275330E4AD5A753B0EC44DFC8EC"/>
-          </w:pPr>
-          <w:r>
-            <w:t>Organization</w:t>
-          </w:r>
-        </w:p>
-      </w:docPartBody>
-    </w:docPart>
-    <w:docPart>
-      <w:docPartPr>
-        <w:name w:val="925930CEDA0D4D599B909BA746F33435"/>
-        <w:category>
-          <w:name w:val="General"/>
-          <w:gallery w:val="placeholder"/>
-        </w:category>
-        <w:types>
-          <w:type w:val="bbPlcHdr"/>
-        </w:types>
-        <w:behaviors>
-          <w:behavior w:val="content"/>
-        </w:behaviors>
-        <w:guid w:val="{44A686CF-EA97-491D-84B9-295E5F551D20}"/>
-      </w:docPartPr>
-      <w:docPartBody>
-        <w:p>
-          <w:pPr>
-            <w:pStyle w:val="925930CEDA0D4D599B909BA746F33435"/>
-          </w:pPr>
-          <w:r>
-            <w:t>Problem-solving</w:t>
-          </w:r>
-        </w:p>
-      </w:docPartBody>
-    </w:docPart>
-    <w:docPart>
-      <w:docPartPr>
-        <w:name w:val="7A9CE079D0434C47862BA55B51741E3E"/>
-        <w:category>
-          <w:name w:val="General"/>
-          <w:gallery w:val="placeholder"/>
-        </w:category>
-        <w:types>
-          <w:type w:val="bbPlcHdr"/>
-        </w:types>
-        <w:behaviors>
-          <w:behavior w:val="content"/>
-        </w:behaviors>
-        <w:guid w:val="{46E33554-D03D-474D-974C-538E25D9FB5A}"/>
-      </w:docPartPr>
-      <w:docPartBody>
-        <w:p>
-          <w:pPr>
-            <w:pStyle w:val="7A9CE079D0434C47862BA55B51741E3E"/>
-          </w:pPr>
-          <w:r>
-            <w:t>Management</w:t>
-          </w:r>
-        </w:p>
-      </w:docPartBody>
-    </w:docPart>
-    <w:docPart>
-      <w:docPartPr>
-        <w:name w:val="C9E67C370C8742188D163D00B0273400"/>
-        <w:category>
-          <w:name w:val="General"/>
-          <w:gallery w:val="placeholder"/>
-        </w:category>
-        <w:types>
-          <w:type w:val="bbPlcHdr"/>
-        </w:types>
-        <w:behaviors>
-          <w:behavior w:val="content"/>
-        </w:behaviors>
-        <w:guid w:val="{B4B42EEB-F9C4-4D42-8B03-A67C52980C51}"/>
-      </w:docPartPr>
-      <w:docPartBody>
-        <w:p>
-          <w:pPr>
-            <w:pStyle w:val="C9E67C370C8742188D163D00B02734003"/>
-          </w:pPr>
-          <w:r>
-            <w:rPr>
-              <w:rFonts w:ascii="Calibri" w:eastAsia="Calibri" w:hAnsi="Calibri" w:cs="Calibri"/>
-              <w:szCs w:val="20"/>
-              <w:lang w:bidi="ar-SA"/>
-            </w:rPr>
-            <w:t>4567 Main Street City, ST 98052</w:t>
-          </w:r>
-        </w:p>
-      </w:docPartBody>
-    </w:docPart>
-    <w:docPart>
-      <w:docPartPr>
-        <w:name w:val="1EB9F1D9EB2C4CAD8374D0576989DD41"/>
-        <w:category>
-          <w:name w:val="General"/>
-          <w:gallery w:val="placeholder"/>
-        </w:category>
-        <w:types>
-          <w:type w:val="bbPlcHdr"/>
-        </w:types>
-        <w:behaviors>
-          <w:behavior w:val="content"/>
-        </w:behaviors>
-        <w:guid w:val="{FF29E17A-4F73-4203-A48F-B564A3AF05F7}"/>
-      </w:docPartPr>
-      <w:docPartBody>
-        <w:p>
-          <w:pPr>
-            <w:pStyle w:val="1EB9F1D9EB2C4CAD8374D0576989DD413"/>
-          </w:pPr>
-          <w:r>
-            <w:rPr>
-              <w:rFonts w:ascii="Calibri" w:eastAsia="Calibri" w:hAnsi="Calibri" w:cs="Calibri"/>
-              <w:szCs w:val="20"/>
-              <w:lang w:bidi="ar-SA"/>
-            </w:rPr>
-            <w:t>www.interestingsite.com</w:t>
-          </w:r>
-        </w:p>
-      </w:docPartBody>
-    </w:docPart>
-    <w:docPart>
-      <w:docPartPr>
-        <w:name w:val="A1349D4532904B5695424E9718D59BB6"/>
-        <w:category>
-          <w:name w:val="General"/>
-          <w:gallery w:val="placeholder"/>
-        </w:category>
-        <w:types>
-          <w:type w:val="bbPlcHdr"/>
-        </w:types>
-        <w:behaviors>
-          <w:behavior w:val="content"/>
-        </w:behaviors>
-        <w:guid w:val="{BDDF7388-4B96-4A2A-9B23-DC4113A2B7F1}"/>
-      </w:docPartPr>
-      <w:docPartBody>
-        <w:p>
-          <w:pPr>
-            <w:pStyle w:val="A1349D4532904B5695424E9718D59BB6"/>
-          </w:pPr>
-          <w:r>
-            <w:t>January 20XX - Current</w:t>
-          </w:r>
-        </w:p>
-      </w:docPartBody>
-    </w:docPart>
-    <w:docPart>
-      <w:docPartPr>
-        <w:name w:val="826B3BC445984044AB909E347A5DE81D"/>
-        <w:category>
-          <w:name w:val="General"/>
-          <w:gallery w:val="placeholder"/>
-        </w:category>
-        <w:types>
-          <w:type w:val="bbPlcHdr"/>
-        </w:types>
-        <w:behaviors>
-          <w:behavior w:val="content"/>
-        </w:behaviors>
-        <w:guid w:val="{3E9C9085-4A4D-43B3-942F-FE9C6801B52A}"/>
-      </w:docPartPr>
-      <w:docPartBody>
-        <w:p>
-          <w:pPr>
-            <w:pStyle w:val="826B3BC445984044AB909E347A5DE81D"/>
-          </w:pPr>
-          <w:r>
-            <w:t>March 20</w:t>
-          </w:r>
-          <w:r>
-            <w:t>XX</w:t>
-          </w:r>
-          <w:r>
-            <w:t xml:space="preserve"> – December 20</w:t>
-          </w:r>
-          <w:r>
-            <w:t>XX</w:t>
-          </w:r>
-        </w:p>
-      </w:docPartBody>
-    </w:docPart>
-    <w:docPart>
-      <w:docPartPr>
-        <w:name w:val="9014753003C34A298B32FBD411F200AA"/>
-        <w:category>
-          <w:name w:val="General"/>
-          <w:gallery w:val="placeholder"/>
-        </w:category>
-        <w:types>
-          <w:type w:val="bbPlcHdr"/>
-        </w:types>
-        <w:behaviors>
-          <w:behavior w:val="content"/>
-        </w:behaviors>
-        <w:guid w:val="{8351C2FE-AF06-479F-A934-DDD6FDD4D61E}"/>
-      </w:docPartPr>
-      <w:docPartBody>
-        <w:p>
-          <w:pPr>
-            <w:pStyle w:val="9014753003C34A298B32FBD411F200AA"/>
-          </w:pPr>
-          <w:r>
-            <w:t>August 20</w:t>
-          </w:r>
-          <w:r>
-            <w:t>XX</w:t>
-          </w:r>
-          <w:r>
-            <w:t xml:space="preserve"> – March 20</w:t>
-          </w:r>
-          <w:r>
-            <w:t>XX</w:t>
-          </w:r>
-        </w:p>
-      </w:docPartBody>
-    </w:docPart>
-    <w:docPart>
-      <w:docPartPr>
-        <w:name w:val="4AC8131D2083458B9A4D75F834C62A66"/>
-        <w:category>
-          <w:name w:val="General"/>
-          <w:gallery w:val="placeholder"/>
-        </w:category>
-        <w:types>
-          <w:type w:val="bbPlcHdr"/>
-        </w:types>
-        <w:behaviors>
-          <w:behavior w:val="content"/>
-        </w:behaviors>
-        <w:guid w:val="{44514FE1-3FEB-41B8-AF67-0304062F946B}"/>
-      </w:docPartPr>
-      <w:docPartBody>
-        <w:p>
-          <w:pPr>
-            <w:pStyle w:val="4AC8131D2083458B9A4D75F834C62A66"/>
-          </w:pPr>
-          <w:r>
-            <w:t>(718) 555–0100</w:t>
-          </w:r>
-        </w:p>
-      </w:docPartBody>
-    </w:docPart>
-    <w:docPart>
-      <w:docPartPr>
-        <w:name w:val="ADD6B158ABBA43DAA117B80D1A6BCF33"/>
-        <w:category>
-          <w:name w:val="General"/>
-          <w:gallery w:val="placeholder"/>
-        </w:category>
-        <w:types>
-          <w:type w:val="bbPlcHdr"/>
-        </w:types>
-        <w:behaviors>
-          <w:behavior w:val="content"/>
-        </w:behaviors>
-        <w:guid w:val="{BFFA701C-CC76-45CC-ADD1-2D886BDA2CD1}"/>
-      </w:docPartPr>
-      <w:docPartBody>
-        <w:p>
-          <w:pPr>
-            <w:pStyle w:val="ADD6B158ABBA43DAA117B80D1A6BCF33"/>
-          </w:pPr>
-          <w:r>
-            <w:t>chanchals@example.com</w:t>
-          </w:r>
-        </w:p>
-      </w:docPartBody>
-    </w:docPart>
-  </w:docParts>
-</w:glossaryDocument>
-</file>
-
-<file path=word/glossary/fontTable.xml><?xml version="1.0" encoding="utf-8"?>
-<w:fonts xmlns:mc="http://schemas.openxmlformats.org/markup-compatibility/2006" xmlns:r="http://schemas.openxmlformats.org/officeDocument/2006/relationships" xmlns:w="http://schemas.openxmlformats.org/wordprocessingml/2006/main" xmlns:w14="http://schemas.microsoft.com/office/word/2010/wordml" xmlns:w15="http://schemas.microsoft.com/office/word/2012/wordml" xmlns:w16cex="http://schemas.microsoft.com/office/word/2018/wordml/cex" xmlns:w16cid="http://schemas.microsoft.com/office/word/2016/wordml/cid" xmlns:w16="http://schemas.microsoft.com/office/word/2018/wordml" xmlns:w16sdtdh="http://schemas.microsoft.com/office/word/2020/wordml/sdtdatahash" xmlns:w16se="http://schemas.microsoft.com/office/word/2015/wordml/symex" mc:Ignorable="w14 w15 w16se w16cid w16 w16cex w16sdtdh">
-  <w:font w:name="Symbol">
-    <w:panose1 w:val="05050102010706020507"/>
-    <w:charset w:val="02"/>
-    <w:family w:val="roman"/>
-    <w:pitch w:val="variable"/>
-    <w:sig w:usb0="00000000" w:usb1="10000000" w:usb2="00000000" w:usb3="00000000" w:csb0="80000000" w:csb1="00000000"/>
-  </w:font>
-  <w:font w:name="Times New Roman">
-    <w:panose1 w:val="02020603050405020304"/>
-    <w:charset w:val="00"/>
-    <w:family w:val="roman"/>
-    <w:pitch w:val="variable"/>
-    <w:sig w:usb0="E0002EFF" w:usb1="C000785B" w:usb2="00000009" w:usb3="00000000" w:csb0="000001FF" w:csb1="00000000"/>
-  </w:font>
-  <w:font w:name="Courier New">
-    <w:panose1 w:val="02070309020205020404"/>
-    <w:charset w:val="00"/>
-    <w:family w:val="modern"/>
-    <w:pitch w:val="fixed"/>
-    <w:sig w:usb0="E0002EFF" w:usb1="C0007843" w:usb2="00000009" w:usb3="00000000" w:csb0="000001FF" w:csb1="00000000"/>
-  </w:font>
-  <w:font w:name="Wingdings">
-    <w:panose1 w:val="05000000000000000000"/>
-    <w:charset w:val="02"/>
-    <w:family w:val="auto"/>
-    <w:pitch w:val="variable"/>
-    <w:sig w:usb0="00000000" w:usb1="10000000" w:usb2="00000000" w:usb3="00000000" w:csb0="80000000" w:csb1="00000000"/>
-  </w:font>
-  <w:font w:name="Calibri">
-    <w:panose1 w:val="020F0502020204030204"/>
-    <w:charset w:val="00"/>
-    <w:family w:val="swiss"/>
-    <w:pitch w:val="variable"/>
-    <w:sig w:usb0="E4002EFF" w:usb1="C000247B" w:usb2="00000009" w:usb3="00000000" w:csb0="000001FF" w:csb1="00000000"/>
-  </w:font>
-  <w:font w:name="Arial">
-    <w:panose1 w:val="020B0604020202020204"/>
-    <w:charset w:val="00"/>
-    <w:family w:val="swiss"/>
-    <w:pitch w:val="variable"/>
-    <w:sig w:usb0="E0002EFF" w:usb1="C000785B" w:usb2="00000009" w:usb3="00000000" w:csb0="000001FF" w:csb1="00000000"/>
-  </w:font>
-  <w:font w:name="Arial Nova">
-    <w:charset w:val="00"/>
-    <w:family w:val="swiss"/>
-    <w:pitch w:val="variable"/>
-    <w:sig w:usb0="2000028F" w:usb1="00000002" w:usb2="00000000" w:usb3="00000000" w:csb0="0000019F" w:csb1="00000000"/>
-  </w:font>
-  <w:font w:name="Georgia">
-    <w:panose1 w:val="02040502050405020303"/>
-    <w:charset w:val="00"/>
-    <w:family w:val="roman"/>
-    <w:pitch w:val="variable"/>
-    <w:sig w:usb0="00000287" w:usb1="00000000" w:usb2="00000000" w:usb3="00000000" w:csb0="0000009F" w:csb1="00000000"/>
-  </w:font>
-  <w:font w:name="MS Mincho">
-    <w:altName w:val="ＭＳ 明朝"/>
-    <w:panose1 w:val="02020609040205080304"/>
-    <w:charset w:val="80"/>
-    <w:family w:val="modern"/>
-    <w:pitch w:val="fixed"/>
-    <w:sig w:usb0="E00002FF" w:usb1="6AC7FDFB" w:usb2="08000012" w:usb3="00000000" w:csb0="0002009F" w:csb1="00000000"/>
-  </w:font>
-  <w:font w:name="Segoe UI">
-    <w:panose1 w:val="020B0502040204020203"/>
-    <w:charset w:val="00"/>
-    <w:family w:val="swiss"/>
-    <w:pitch w:val="variable"/>
-    <w:sig w:usb0="E4002EFF" w:usb1="C000E47F" w:usb2="00000009" w:usb3="00000000" w:csb0="000001FF" w:csb1="00000000"/>
-  </w:font>
-  <w:font w:name="MS Gothic">
-    <w:altName w:val="ＭＳ ゴシック"/>
-    <w:panose1 w:val="020B0609070205080204"/>
-    <w:charset w:val="80"/>
-    <w:family w:val="modern"/>
-    <w:pitch w:val="fixed"/>
-    <w:sig w:usb0="E00002FF" w:usb1="6AC7FDFB" w:usb2="08000012" w:usb3="00000000" w:csb0="0002009F" w:csb1="00000000"/>
-  </w:font>
-  <w:font w:name="Calibri Light">
-    <w:panose1 w:val="020F0302020204030204"/>
-    <w:charset w:val="00"/>
-    <w:family w:val="swiss"/>
-    <w:pitch w:val="variable"/>
-    <w:sig w:usb0="E4002EFF" w:usb1="C000247B" w:usb2="00000009" w:usb3="00000000" w:csb0="000001FF" w:csb1="00000000"/>
-  </w:font>
-</w:fonts>
-</file>
-
-<file path=word/glossary/settings.xml><?xml version="1.0" encoding="utf-8"?>
-<w:settings xmlns:mc="http://schemas.openxmlformats.org/markup-compatibility/2006" xmlns:o="urn:schemas-microsoft-com:office:office" xmlns:r="http://schemas.openxmlformats.org/officeDocument/2006/relationships" xmlns:m="http://schemas.openxmlformats.org/officeDocument/2006/math" xmlns:v="urn:schemas-microsoft-com:vml" xmlns:w10="urn:schemas-microsoft-com:office:word" xmlns:w="http://schemas.openxmlformats.org/wordprocessingml/2006/main" xmlns:w14="http://schemas.microsoft.com/office/word/2010/wordml" xmlns:w15="http://schemas.microsoft.com/office/word/2012/wordml" xmlns:w16cex="http://schemas.microsoft.com/office/word/2018/wordml/cex" xmlns:w16cid="http://schemas.microsoft.com/office/word/2016/wordml/cid" xmlns:w16="http://schemas.microsoft.com/office/word/2018/wordml" xmlns:w16sdtdh="http://schemas.microsoft.com/office/word/2020/wordml/sdtdatahash" xmlns:w16se="http://schemas.microsoft.com/office/word/2015/wordml/symex" xmlns:sl="http://schemas.openxmlformats.org/schemaLibrary/2006/main" mc:Ignorable="w14 w15 w16se w16cid w16 w16cex w16sdtdh">
-  <w:view w:val="normal"/>
-  <w:revisionView w:insDel="0" w:formatting="0"/>
-  <w:defaultTabStop w:val="720"/>
-  <w:characterSpacingControl w:val="doNotCompress"/>
-  <w:compat>
-    <w:useFELayout/>
-    <w:compatSetting w:name="compatibilityMode" w:uri="http://schemas.microsoft.com/office/word" w:val="15"/>
-    <w:compatSetting w:name="overrideTableStyleFontSizeAndJustification" w:uri="http://schemas.microsoft.com/office/word" w:val="1"/>
-    <w:compatSetting w:name="enableOpenTypeFeatures" w:uri="http://schemas.microsoft.com/office/word" w:val="1"/>
-    <w:compatSetting w:name="doNotFlipMirrorIndents" w:uri="http://schemas.microsoft.com/office/word" w:val="1"/>
-    <w:compatSetting w:name="differentiateMultirowTableHeaders" w:uri="http://schemas.microsoft.com/office/word" w:val="1"/>
-    <w:compatSetting w:name="useWord2013TrackBottomHyphenation" w:uri="http://schemas.microsoft.com/office/word" w:val="0"/>
-  </w:compat>
-  <w:rsids>
-    <w:rsidRoot w:val="00C16947"/>
-    <w:rsid w:val="00656D8A"/>
-    <w:rsid w:val="00C16947"/>
-  </w:rsids>
-  <m:mathPr>
-    <m:mathFont m:val="Cambria Math"/>
-    <m:brkBin m:val="before"/>
-    <m:brkBinSub m:val="--"/>
-    <m:smallFrac m:val="0"/>
-    <m:dispDef/>
-    <m:lMargin m:val="0"/>
-    <m:rMargin m:val="0"/>
-    <m:defJc m:val="centerGroup"/>
-    <m:wrapIndent m:val="1440"/>
-    <m:intLim m:val="subSup"/>
-    <m:naryLim m:val="undOvr"/>
-  </m:mathPr>
-  <w:themeFontLang w:val="en-US"/>
-  <w:clrSchemeMapping w:bg1="light1" w:t1="dark1" w:bg2="light2" w:t2="dark2" w:accent1="accent1" w:accent2="accent2" w:accent3="accent3" w:accent4="accent4" w:accent5="accent5" w:accent6="accent6" w:hyperlink="hyperlink" w:followedHyperlink="followedHyperlink"/>
-  <w:decimalSymbol w:val="."/>
-  <w:listSeparator w:val=","/>
-  <w15:chartTrackingRefBased/>
-</w:settings>
-</file>
-
-<file path=word/glossary/styles.xml><?xml version="1.0" encoding="utf-8"?>
-<w:styles xmlns:mc="http://schemas.openxmlformats.org/markup-compatibility/2006" xmlns:r="http://schemas.openxmlformats.org/officeDocument/2006/relationships" xmlns:w="http://schemas.openxmlformats.org/wordprocessingml/2006/main" xmlns:w14="http://schemas.microsoft.com/office/word/2010/wordml" xmlns:w15="http://schemas.microsoft.com/office/word/2012/wordml" xmlns:w16cex="http://schemas.microsoft.com/office/word/2018/wordml/cex" xmlns:w16cid="http://schemas.microsoft.com/office/word/2016/wordml/cid" xmlns:w16="http://schemas.microsoft.com/office/word/2018/wordml" xmlns:w16sdtdh="http://schemas.microsoft.com/office/word/2020/wordml/sdtdatahash" xmlns:w16se="http://schemas.microsoft.com/office/word/2015/wordml/symex" mc:Ignorable="w14 w15 w16se w16cid w16 w16cex w16sdtdh">
-  <w:docDefaults>
-    <w:rPrDefault>
-      <w:rPr>
-        <w:rFonts w:asciiTheme="minorHAnsi" w:eastAsiaTheme="minorEastAsia" w:hAnsiTheme="minorHAnsi" w:cstheme="minorBidi"/>
-        <w:kern w:val="2"/>
-        <w:sz w:val="22"/>
-        <w:szCs w:val="22"/>
-        <w:lang w:val="en-US" w:eastAsia="en-US" w:bidi="ar-SA"/>
-        <w14:ligatures w14:val="standardContextual"/>
-      </w:rPr>
-    </w:rPrDefault>
-    <w:pPrDefault>
-      <w:pPr>
-        <w:spacing w:after="160" w:line="259" w:lineRule="auto"/>
-      </w:pPr>
-    </w:pPrDefault>
-  </w:docDefaults>
-  <w:latentStyles w:defLockedState="0" w:defUIPriority="99" w:defSemiHidden="0" w:defUnhideWhenUsed="0" w:defQFormat="0" w:count="376">
-    <w:lsdException w:name="Normal" w:uiPriority="0" w:qFormat="1"/>
-    <w:lsdException w:name="heading 1" w:uiPriority="9" w:qFormat="1"/>
-    <w:lsdException w:name="heading 2" w:semiHidden="1" w:uiPriority="9" w:unhideWhenUsed="1" w:qFormat="1"/>
-    <w:lsdException w:name="heading 3" w:semiHidden="1" w:uiPriority="9" w:unhideWhenUsed="1" w:qFormat="1"/>
-    <w:lsdException w:name="heading 4" w:semiHidden="1" w:uiPriority="9" w:unhideWhenUsed="1" w:qFormat="1"/>
-    <w:lsdException w:name="heading 5" w:semiHidden="1" w:uiPriority="9" w:unhideWhenUsed="1" w:qFormat="1"/>
-    <w:lsdException w:name="heading 6" w:semiHidden="1" w:uiPriority="9" w:unhideWhenUsed="1" w:qFormat="1"/>
-    <w:lsdException w:name="heading 7" w:semiHidden="1" w:uiPriority="9" w:unhideWhenUsed="1" w:qFormat="1"/>
-    <w:lsdException w:name="heading 8" w:semiHidden="1" w:uiPriority="9" w:unhideWhenUsed="1" w:qFormat="1"/>
-    <w:lsdException w:name="heading 9" w:semiHidden="1" w:uiPriority="9" w:unhideWhenUsed="1" w:qFormat="1"/>
-    <w:lsdException w:name="index 1" w:semiHidden="1" w:unhideWhenUsed="1"/>
-    <w:lsdException w:name="index 2" w:semiHidden="1" w:unhideWhenUsed="1"/>
-    <w:lsdException w:name="index 3" w:semiHidden="1" w:unhideWhenUsed="1"/>
-    <w:lsdException w:name="index 4" w:semiHidden="1" w:unhideWhenUsed="1"/>
-    <w:lsdException w:name="index 5" w:semiHidden="1" w:unhideWhenUsed="1"/>
-    <w:lsdException w:name="index 6" w:semiHidden="1" w:unhideWhenUsed="1"/>
-    <w:lsdException w:name="index 7" w:semiHidden="1" w:unhideWhenUsed="1"/>
-    <w:lsdException w:name="index 8" w:semiHidden="1" w:unhideWhenUsed="1"/>
-    <w:lsdException w:name="index 9" w:semiHidden="1" w:unhideWhenUsed="1"/>
-    <w:lsdException w:name="toc 1" w:semiHidden="1" w:uiPriority="39" w:unhideWhenUsed="1"/>
-    <w:lsdException w:name="toc 2" w:semiHidden="1" w:uiPriority="39" w:unhideWhenUsed="1"/>
-    <w:lsdException w:name="toc 3" w:semiHidden="1" w:uiPriority="39" w:unhideWhenUsed="1"/>
-    <w:lsdException w:name="toc 4" w:semiHidden="1" w:uiPriority="39" w:unhideWhenUsed="1"/>
-    <w:lsdException w:name="toc 5" w:semiHidden="1" w:uiPriority="39" w:unhideWhenUsed="1"/>
-    <w:lsdException w:name="toc 6" w:semiHidden="1" w:uiPriority="39" w:unhideWhenUsed="1"/>
-    <w:lsdException w:name="toc 7" w:semiHidden="1" w:uiPriority="39" w:unhideWhenUsed="1"/>
-    <w:lsdException w:name="toc 8" w:semiHidden="1" w:uiPriority="39" w:unhideWhenUsed="1"/>
-    <w:lsdException w:name="toc 9" w:semiHidden="1" w:uiPriority="39" w:unhideWhenUsed="1"/>
-    <w:lsdException w:name="Normal Indent" w:semiHidden="1" w:unhideWhenUsed="1"/>
-    <w:lsdException w:name="footnote text" w:semiHidden="1" w:unhideWhenUsed="1"/>
-    <w:lsdException w:name="annotation text" w:semiHidden="1" w:unhideWhenUsed="1"/>
-    <w:lsdException w:name="header" w:semiHidden="1" w:unhideWhenUsed="1"/>
-    <w:lsdException w:name="footer" w:semiHidden="1" w:unhideWhenUsed="1"/>
-    <w:lsdException w:name="index heading" w:semiHidden="1" w:unhideWhenUsed="1"/>
-    <w:lsdException w:name="caption" w:semiHidden="1" w:uiPriority="35" w:unhideWhenUsed="1" w:qFormat="1"/>
-    <w:lsdException w:name="table of figures" w:semiHidden="1" w:unhideWhenUsed="1"/>
-    <w:lsdException w:name="envelope address" w:semiHidden="1" w:unhideWhenUsed="1"/>
-    <w:lsdException w:name="envelope return" w:semiHidden="1" w:unhideWhenUsed="1"/>
-    <w:lsdException w:name="footnote reference" w:semiHidden="1" w:unhideWhenUsed="1"/>
-    <w:lsdException w:name="annotation reference" w:semiHidden="1" w:unhideWhenUsed="1"/>
-    <w:lsdException w:name="line number" w:semiHidden="1" w:unhideWhenUsed="1"/>
-    <w:lsdException w:name="page number" w:semiHidden="1" w:unhideWhenUsed="1"/>
-    <w:lsdException w:name="endnote reference" w:semiHidden="1" w:unhideWhenUsed="1"/>
-    <w:lsdException w:name="endnote text" w:semiHidden="1" w:unhideWhenUsed="1"/>
-    <w:lsdException w:name="table of authorities" w:semiHidden="1" w:unhideWhenUsed="1"/>
-    <w:lsdException w:name="macro" w:semiHidden="1" w:unhideWhenUsed="1"/>
-    <w:lsdException w:name="toa heading" w:semiHidden="1" w:unhideWhenUsed="1"/>
-    <w:lsdException w:name="List" w:semiHidden="1" w:unhideWhenUsed="1"/>
-    <w:lsdException w:name="List Bullet" w:semiHidden="1" w:unhideWhenUsed="1"/>
-    <w:lsdException w:name="List Number" w:semiHidden="1" w:unhideWhenUsed="1"/>
-    <w:lsdException w:name="List 2" w:semiHidden="1" w:unhideWhenUsed="1"/>
-    <w:lsdException w:name="List 3" w:semiHidden="1" w:unhideWhenUsed="1"/>
-    <w:lsdException w:name="List 4" w:semiHidden="1" w:unhideWhenUsed="1"/>
-    <w:lsdException w:name="List 5" w:semiHidden="1" w:unhideWhenUsed="1"/>
-    <w:lsdException w:name="List Bullet 2" w:semiHidden="1" w:unhideWhenUsed="1"/>
-    <w:lsdException w:name="List Bullet 3" w:semiHidden="1" w:unhideWhenUsed="1"/>
-    <w:lsdException w:name="List Bullet 4" w:semiHidden="1" w:unhideWhenUsed="1"/>
-    <w:lsdException w:name="List Bullet 5" w:semiHidden="1" w:unhideWhenUsed="1"/>
-    <w:lsdException w:name="List Number 2" w:semiHidden="1" w:unhideWhenUsed="1"/>
-    <w:lsdException w:name="List Number 3" w:semiHidden="1" w:unhideWhenUsed="1"/>
-    <w:lsdException w:name="List Number 4" w:semiHidden="1" w:unhideWhenUsed="1"/>
-    <w:lsdException w:name="List Number 5" w:semiHidden="1" w:unhideWhenUsed="1"/>
-    <w:lsdException w:name="Title" w:uiPriority="10" w:qFormat="1"/>
-    <w:lsdException w:name="Closing" w:semiHidden="1" w:unhideWhenUsed="1"/>
-    <w:lsdException w:name="Signature" w:semiHidden="1" w:unhideWhenUsed="1"/>
-    <w:lsdException w:name="Default Paragraph Font" w:semiHidden="1" w:uiPriority="1" w:unhideWhenUsed="1"/>
-    <w:lsdException w:name="Body Text" w:semiHidden="1" w:unhideWhenUsed="1"/>
-    <w:lsdException w:name="Body Text Indent" w:semiHidden="1" w:unhideWhenUsed="1"/>
-    <w:lsdException w:name="List Continue" w:semiHidden="1" w:unhideWhenUsed="1"/>
-    <w:lsdException w:name="List Continue 2" w:semiHidden="1" w:unhideWhenUsed="1"/>
-    <w:lsdException w:name="List Continue 3" w:semiHidden="1" w:unhideWhenUsed="1"/>
-    <w:lsdException w:name="List Continue 4" w:semiHidden="1" w:unhideWhenUsed="1"/>
-    <w:lsdException w:name="List Continue 5" w:semiHidden="1" w:unhideWhenUsed="1"/>
-    <w:lsdException w:name="Message Header" w:semiHidden="1" w:unhideWhenUsed="1"/>
-    <w:lsdException w:name="Subtitle" w:uiPriority="11" w:qFormat="1"/>
-    <w:lsdException w:name="Salutation" w:semiHidden="1" w:unhideWhenUsed="1"/>
-    <w:lsdException w:name="Date" w:semiHidden="1" w:unhideWhenUsed="1"/>
-    <w:lsdException w:name="Body Text First Indent" w:semiHidden="1" w:unhideWhenUsed="1"/>
-    <w:lsdException w:name="Body Text First Indent 2" w:semiHidden="1" w:unhideWhenUsed="1"/>
-    <w:lsdException w:name="Note Heading" w:semiHidden="1" w:unhideWhenUsed="1"/>
-    <w:lsdException w:name="Body Text 2" w:semiHidden="1" w:unhideWhenUsed="1"/>
-    <w:lsdException w:name="Body Text 3" w:semiHidden="1" w:unhideWhenUsed="1"/>
-    <w:lsdException w:name="Body Text Indent 2" w:semiHidden="1" w:unhideWhenUsed="1"/>
-    <w:lsdException w:name="Body Text Indent 3" w:semiHidden="1" w:unhideWhenUsed="1"/>
-    <w:lsdException w:name="Block Text" w:semiHidden="1" w:unhideWhenUsed="1"/>
-    <w:lsdException w:name="Hyperlink" w:semiHidden="1" w:unhideWhenUsed="1"/>
-    <w:lsdException w:name="FollowedHyperlink" w:semiHidden="1" w:unhideWhenUsed="1"/>
-    <w:lsdException w:name="Strong" w:uiPriority="22" w:qFormat="1"/>
-    <w:lsdException w:name="Emphasis" w:uiPriority="20" w:qFormat="1"/>
-    <w:lsdException w:name="Document Map" w:semiHidden="1" w:unhideWhenUsed="1"/>
-    <w:lsdException w:name="Plain Text" w:semiHidden="1" w:unhideWhenUsed="1"/>
-    <w:lsdException w:name="E-mail Signature" w:semiHidden="1" w:unhideWhenUsed="1"/>
-    <w:lsdException w:name="HTML Top of Form" w:semiHidden="1" w:unhideWhenUsed="1"/>
-    <w:lsdException w:name="HTML Bottom of Form" w:semiHidden="1" w:unhideWhenUsed="1"/>
-    <w:lsdException w:name="Normal (Web)" w:semiHidden="1" w:unhideWhenUsed="1"/>
-    <w:lsdException w:name="HTML Acronym" w:semiHidden="1" w:unhideWhenUsed="1"/>
-    <w:lsdException w:name="HTML Address" w:semiHidden="1" w:unhideWhenUsed="1"/>
-    <w:lsdException w:name="HTML Cite" w:semiHidden="1" w:unhideWhenUsed="1"/>
-    <w:lsdException w:name="HTML Code" w:semiHidden="1" w:unhideWhenUsed="1"/>
-    <w:lsdException w:name="HTML Definition" w:semiHidden="1" w:unhideWhenUsed="1"/>
-    <w:lsdException w:name="HTML Keyboard" w:semiHidden="1" w:unhideWhenUsed="1"/>
-    <w:lsdException w:name="HTML Preformatted" w:semiHidden="1" w:unhideWhenUsed="1"/>
-    <w:lsdException w:name="HTML Sample" w:semiHidden="1" w:unhideWhenUsed="1"/>
-    <w:lsdException w:name="HTML Typewriter" w:semiHidden="1" w:unhideWhenUsed="1"/>
-    <w:lsdException w:name="HTML Variable" w:semiHidden="1" w:unhideWhenUsed="1"/>
-    <w:lsdException w:name="Normal Table" w:semiHidden="1" w:unhideWhenUsed="1"/>
-    <w:lsdException w:name="annotation subject" w:semiHidden="1" w:unhideWhenUsed="1"/>
-    <w:lsdException w:name="No List" w:semiHidden="1" w:unhideWhenUsed="1"/>
-    <w:lsdException w:name="Outline List 1" w:semiHidden="1" w:unhideWhenUsed="1"/>
-    <w:lsdException w:name="Outline List 2" w:semiHidden="1" w:unhideWhenUsed="1"/>
-    <w:lsdException w:name="Outline List 3" w:semiHidden="1" w:unhideWhenUsed="1"/>
-    <w:lsdException w:name="Table Simple 1" w:semiHidden="1" w:unhideWhenUsed="1"/>
-    <w:lsdException w:name="Table Simple 2" w:semiHidden="1" w:unhideWhenUsed="1"/>
-    <w:lsdException w:name="Table Simple 3" w:semiHidden="1" w:unhideWhenUsed="1"/>
-    <w:lsdException w:name="Table Classic 1" w:semiHidden="1" w:unhideWhenUsed="1"/>
-    <w:lsdException w:name="Table Classic 2" w:semiHidden="1" w:unhideWhenUsed="1"/>
-    <w:lsdException w:name="Table Classic 3" w:semiHidden="1" w:unhideWhenUsed="1"/>
-    <w:lsdException w:name="Table Classic 4" w:semiHidden="1" w:unhideWhenUsed="1"/>
-    <w:lsdException w:name="Table Colorful 1" w:semiHidden="1" w:unhideWhenUsed="1"/>
-    <w:lsdException w:name="Table Colorful 2" w:semiHidden="1" w:unhideWhenUsed="1"/>
-    <w:lsdException w:name="Table Colorful 3" w:semiHidden="1" w:unhideWhenUsed="1"/>
-    <w:lsdException w:name="Table Columns 1" w:semiHidden="1" w:unhideWhenUsed="1"/>
-    <w:lsdException w:name="Table Columns 2" w:semiHidden="1" w:unhideWhenUsed="1"/>
-    <w:lsdException w:name="Table Columns 3" w:semiHidden="1" w:unhideWhenUsed="1"/>
-    <w:lsdException w:name="Table Columns 4" w:semiHidden="1" w:unhideWhenUsed="1"/>
-    <w:lsdException w:name="Table Columns 5" w:semiHidden="1" w:unhideWhenUsed="1"/>
-    <w:lsdException w:name="Table Grid 1" w:semiHidden="1" w:unhideWhenUsed="1"/>
-    <w:lsdException w:name="Table Grid 2" w:semiHidden="1" w:unhideWhenUsed="1"/>
-    <w:lsdException w:name="Table Grid 3" w:semiHidden="1" w:unhideWhenUsed="1"/>
-    <w:lsdException w:name="Table Grid 4" w:semiHidden="1" w:unhideWhenUsed="1"/>
-    <w:lsdException w:name="Table Grid 5" w:semiHidden="1" w:unhideWhenUsed="1"/>
-    <w:lsdException w:name="Table Grid 6" w:semiHidden="1" w:unhideWhenUsed="1"/>
-    <w:lsdException w:name="Table Grid 7" w:semiHidden="1" w:unhideWhenUsed="1"/>
-    <w:lsdException w:name="Table Grid 8" w:semiHidden="1" w:unhideWhenUsed="1"/>
-    <w:lsdException w:name="Table List 1" w:semiHidden="1" w:unhideWhenUsed="1"/>
-    <w:lsdException w:name="Table List 2" w:semiHidden="1" w:unhideWhenUsed="1"/>
-    <w:lsdException w:name="Table List 3" w:semiHidden="1" w:unhideWhenUsed="1"/>
-    <w:lsdException w:name="Table List 4" w:semiHidden="1" w:unhideWhenUsed="1"/>
-    <w:lsdException w:name="Table List 5" w:semiHidden="1" w:unhideWhenUsed="1"/>
-    <w:lsdException w:name="Table List 6" w:semiHidden="1" w:unhideWhenUsed="1"/>
-    <w:lsdException w:name="Table List 7" w:semiHidden="1" w:unhideWhenUsed="1"/>
-    <w:lsdException w:name="Table List 8" w:semiHidden="1" w:unhideWhenUsed="1"/>
-    <w:lsdException w:name="Table 3D effects 1" w:semiHidden="1" w:unhideWhenUsed="1"/>
-    <w:lsdException w:name="Table 3D effects 2" w:semiHidden="1" w:unhideWhenUsed="1"/>
-    <w:lsdException w:name="Table 3D effects 3" w:semiHidden="1" w:unhideWhenUsed="1"/>
-    <w:lsdException w:name="Table Contemporary" w:semiHidden="1" w:unhideWhenUsed="1"/>
-    <w:lsdException w:name="Table Elegant" w:semiHidden="1" w:unhideWhenUsed="1"/>
-    <w:lsdException w:name="Table Professional" w:semiHidden="1" w:unhideWhenUsed="1"/>
-    <w:lsdException w:name="Table Subtle 1" w:semiHidden="1" w:unhideWhenUsed="1"/>
-    <w:lsdException w:name="Table Subtle 2" w:semiHidden="1" w:unhideWhenUsed="1"/>
-    <w:lsdException w:name="Table Web 1" w:semiHidden="1" w:unhideWhenUsed="1"/>
-    <w:lsdException w:name="Table Web 2" w:semiHidden="1" w:unhideWhenUsed="1"/>
-    <w:lsdException w:name="Table Web 3" w:semiHidden="1" w:unhideWhenUsed="1"/>
-    <w:lsdException w:name="Balloon Text" w:semiHidden="1" w:unhideWhenUsed="1"/>
-    <w:lsdException w:name="Table Grid" w:uiPriority="39"/>
-    <w:lsdException w:name="Table Theme" w:semiHidden="1" w:unhideWhenUsed="1"/>
-    <w:lsdException w:name="Placeholder Text" w:semiHidden="1"/>
-    <w:lsdException w:name="No Spacing" w:uiPriority="1" w:qFormat="1"/>
-    <w:lsdException w:name="Light Shading" w:uiPriority="60"/>
-    <w:lsdException w:name="Light List" w:uiPriority="61"/>
-    <w:lsdException w:name="Light Grid" w:uiPriority="62"/>
-    <w:lsdException w:name="Medium Shading 1" w:uiPriority="63"/>
-    <w:lsdException w:name="Medium Shading 2" w:uiPriority="64"/>
-    <w:lsdException w:name="Medium List 1" w:uiPriority="65"/>
-    <w:lsdException w:name="Medium List 2" w:uiPriority="66"/>
-    <w:lsdException w:name="Medium Grid 1" w:uiPriority="67"/>
-    <w:lsdException w:name="Medium Grid 2" w:uiPriority="68"/>
-    <w:lsdException w:name="Medium Grid 3" w:uiPriority="69"/>
-    <w:lsdException w:name="Dark List" w:uiPriority="70"/>
-    <w:lsdException w:name="Colorful Shading" w:uiPriority="71"/>
-    <w:lsdException w:name="Colorful List" w:uiPriority="72"/>
-    <w:lsdException w:name="Colorful Grid" w:uiPriority="73"/>
-    <w:lsdException w:name="Light Shading Accent 1" w:uiPriority="60"/>
-    <w:lsdException w:name="Light List Accent 1" w:uiPriority="61"/>
-    <w:lsdException w:name="Light Grid Accent 1" w:uiPriority="62"/>
-    <w:lsdException w:name="Medium Shading 1 Accent 1" w:uiPriority="63"/>
-    <w:lsdException w:name="Medium Shading 2 Accent 1" w:uiPriority="64"/>
-    <w:lsdException w:name="Medium List 1 Accent 1" w:uiPriority="65"/>
-    <w:lsdException w:name="Revision" w:semiHidden="1"/>
-    <w:lsdException w:name="List Paragraph" w:uiPriority="34" w:qFormat="1"/>
-    <w:lsdException w:name="Quote" w:uiPriority="29" w:qFormat="1"/>
-    <w:lsdException w:name="Intense Quote" w:uiPriority="30" w:qFormat="1"/>
-    <w:lsdException w:name="Medium List 2 Accent 1" w:uiPriority="66"/>
-    <w:lsdException w:name="Medium Grid 1 Accent 1" w:uiPriority="67"/>
-    <w:lsdException w:name="Medium Grid 2 Accent 1" w:uiPriority="68"/>
-    <w:lsdException w:name="Medium Grid 3 Accent 1" w:uiPriority="69"/>
-    <w:lsdException w:name="Dark List Accent 1" w:uiPriority="70"/>
-    <w:lsdException w:name="Colorful Shading Accent 1" w:uiPriority="71"/>
-    <w:lsdException w:name="Colorful List Accent 1" w:uiPriority="72"/>
-    <w:lsdException w:name="Colorful Grid Accent 1" w:uiPriority="73"/>
-    <w:lsdException w:name="Light Shading Accent 2" w:uiPriority="60"/>
-    <w:lsdException w:name="Light List Accent 2" w:uiPriority="61"/>
-    <w:lsdException w:name="Light Grid Accent 2" w:uiPriority="62"/>
-    <w:lsdException w:name="Medium Shading 1 Accent 2" w:uiPriority="63"/>
-    <w:lsdException w:name="Medium Shading 2 Accent 2" w:uiPriority="64"/>
-    <w:lsdException w:name="Medium List 1 Accent 2" w:uiPriority="65"/>
-    <w:lsdException w:name="Medium List 2 Accent 2" w:uiPriority="66"/>
-    <w:lsdException w:name="Medium Grid 1 Accent 2" w:uiPriority="67"/>
-    <w:lsdException w:name="Medium Grid 2 Accent 2" w:uiPriority="68"/>
-    <w:lsdException w:name="Medium Grid 3 Accent 2" w:uiPriority="69"/>
-    <w:lsdException w:name="Dark List Accent 2" w:uiPriority="70"/>
-    <w:lsdException w:name="Colorful Shading Accent 2" w:uiPriority="71"/>
-    <w:lsdException w:name="Colorful List Accent 2" w:uiPriority="72"/>
-    <w:lsdException w:name="Colorful Grid Accent 2" w:uiPriority="73"/>
-    <w:lsdException w:name="Light Shading Accent 3" w:uiPriority="60"/>
-    <w:lsdException w:name="Light List Accent 3" w:uiPriority="61"/>
-    <w:lsdException w:name="Light Grid Accent 3" w:uiPriority="62"/>
-    <w:lsdException w:name="Medium Shading 1 Accent 3" w:uiPriority="63"/>
-    <w:lsdException w:name="Medium Shading 2 Accent 3" w:uiPriority="64"/>
-    <w:lsdException w:name="Medium List 1 Accent 3" w:uiPriority="65"/>
-    <w:lsdException w:name="Medium List 2 Accent 3" w:uiPriority="66"/>
-    <w:lsdException w:name="Medium Grid 1 Accent 3" w:uiPriority="67"/>
-    <w:lsdException w:name="Medium Grid 2 Accent 3" w:uiPriority="68"/>
-    <w:lsdException w:name="Medium Grid 3 Accent 3" w:uiPriority="69"/>
-    <w:lsdException w:name="Dark List Accent 3" w:uiPriority="70"/>
-    <w:lsdException w:name="Colorful Shading Accent 3" w:uiPriority="71"/>
-    <w:lsdException w:name="Colorful List Accent 3" w:uiPriority="72"/>
-    <w:lsdException w:name="Colorful Grid Accent 3" w:uiPriority="73"/>
-    <w:lsdException w:name="Light Shading Accent 4" w:uiPriority="60"/>
-    <w:lsdException w:name="Light List Accent 4" w:uiPriority="61"/>
-    <w:lsdException w:name="Light Grid Accent 4" w:uiPriority="62"/>
-    <w:lsdException w:name="Medium Shading 1 Accent 4" w:uiPriority="63"/>
-    <w:lsdException w:name="Medium Shading 2 Accent 4" w:uiPriority="64"/>
-    <w:lsdException w:name="Medium List 1 Accent 4" w:uiPriority="65"/>
-    <w:lsdException w:name="Medium List 2 Accent 4" w:uiPriority="66"/>
-    <w:lsdException w:name="Medium Grid 1 Accent 4" w:uiPriority="67"/>
-    <w:lsdException w:name="Medium Grid 2 Accent 4" w:uiPriority="68"/>
-    <w:lsdException w:name="Medium Grid 3 Accent 4" w:uiPriority="69"/>
-    <w:lsdException w:name="Dark List Accent 4" w:uiPriority="70"/>
-    <w:lsdException w:name="Colorful Shading Accent 4" w:uiPriority="71"/>
-    <w:lsdException w:name="Colorful List Accent 4" w:uiPriority="72"/>
-    <w:lsdException w:name="Colorful Grid Accent 4" w:uiPriority="73"/>
-    <w:lsdException w:name="Light Shading Accent 5" w:uiPriority="60"/>
-    <w:lsdException w:name="Light List Accent 5" w:uiPriority="61"/>
-    <w:lsdException w:name="Light Grid Accent 5" w:uiPriority="62"/>
-    <w:lsdException w:name="Medium Shading 1 Accent 5" w:uiPriority="63"/>
-    <w:lsdException w:name="Medium Shading 2 Accent 5" w:uiPriority="64"/>
-    <w:lsdException w:name="Medium List 1 Accent 5" w:uiPriority="65"/>
-    <w:lsdException w:name="Medium List 2 Accent 5" w:uiPriority="66"/>
-    <w:lsdException w:name="Medium Grid 1 Accent 5" w:uiPriority="67"/>
-    <w:lsdException w:name="Medium Grid 2 Accent 5" w:uiPriority="68"/>
-    <w:lsdException w:name="Medium Grid 3 Accent 5" w:uiPriority="69"/>
-    <w:lsdException w:name="Dark List Accent 5" w:uiPriority="70"/>
-    <w:lsdException w:name="Colorful Shading Accent 5" w:uiPriority="71"/>
-    <w:lsdException w:name="Colorful List Accent 5" w:uiPriority="72"/>
-    <w:lsdException w:name="Colorful Grid Accent 5" w:uiPriority="73"/>
-    <w:lsdException w:name="Light Shading Accent 6" w:uiPriority="60"/>
-    <w:lsdException w:name="Light List Accent 6" w:uiPriority="61"/>
-    <w:lsdException w:name="Light Grid Accent 6" w:uiPriority="62"/>
-    <w:lsdException w:name="Medium Shading 1 Accent 6" w:uiPriority="63"/>
-    <w:lsdException w:name="Medium Shading 2 Accent 6" w:uiPriority="64"/>
-    <w:lsdException w:name="Medium List 1 Accent 6" w:uiPriority="65"/>
-    <w:lsdException w:name="Medium List 2 Accent 6" w:uiPriority="66"/>
-    <w:lsdException w:name="Medium Grid 1 Accent 6" w:uiPriority="67"/>
-    <w:lsdException w:name="Medium Grid 2 Accent 6" w:uiPriority="68"/>
-    <w:lsdException w:name="Medium Grid 3 Accent 6" w:uiPriority="69"/>
-    <w:lsdException w:name="Dark List Accent 6" w:uiPriority="70"/>
-    <w:lsdException w:name="Colorful Shading Accent 6" w:uiPriority="71"/>
-    <w:lsdException w:name="Colorful List Accent 6" w:uiPriority="72"/>
-    <w:lsdException w:name="Colorful Grid Accent 6" w:uiPriority="73"/>
-    <w:lsdException w:name="Subtle Emphasis" w:uiPriority="19" w:qFormat="1"/>
-    <w:lsdException w:name="Intense Emphasis" w:uiPriority="21" w:qFormat="1"/>
-    <w:lsdException w:name="Subtle Reference" w:uiPriority="31" w:qFormat="1"/>
-    <w:lsdException w:name="Intense Reference" w:uiPriority="32" w:qFormat="1"/>
-    <w:lsdException w:name="Book Title" w:uiPriority="33" w:qFormat="1"/>
-    <w:lsdException w:name="Bibliography" w:semiHidden="1" w:uiPriority="37" w:unhideWhenUsed="1"/>
-    <w:lsdException w:name="TOC Heading" w:semiHidden="1" w:uiPriority="39" w:unhideWhenUsed="1" w:qFormat="1"/>
-    <w:lsdException w:name="Plain Table 1" w:uiPriority="41"/>
-    <w:lsdException w:name="Plain Table 2" w:uiPriority="42"/>
-    <w:lsdException w:name="Plain Table 3" w:uiPriority="43"/>
-    <w:lsdException w:name="Plain Table 4" w:uiPriority="44"/>
-    <w:lsdException w:name="Plain Table 5" w:uiPriority="45"/>
-    <w:lsdException w:name="Grid Table Light" w:uiPriority="40"/>
-    <w:lsdException w:name="Grid Table 1 Light" w:uiPriority="46"/>
-    <w:lsdException w:name="Grid Table 2" w:uiPriority="47"/>
-    <w:lsdException w:name="Grid Table 3" w:uiPriority="48"/>
-    <w:lsdException w:name="Grid Table 4" w:uiPriority="49"/>
-    <w:lsdException w:name="Grid Table 5 Dark" w:uiPriority="50"/>
-    <w:lsdException w:name="Grid Table 6 Colorful" w:uiPriority="51"/>
-    <w:lsdException w:name="Grid Table 7 Colorful" w:uiPriority="52"/>
-    <w:lsdException w:name="Grid Table 1 Light Accent 1" w:uiPriority="46"/>
-    <w:lsdException w:name="Grid Table 2 Accent 1" w:uiPriority="47"/>
-    <w:lsdException w:name="Grid Table 3 Accent 1" w:uiPriority="48"/>
-    <w:lsdException w:name="Grid Table 4 Accent 1" w:uiPriority="49"/>
-    <w:lsdException w:name="Grid Table 5 Dark Accent 1" w:uiPriority="50"/>
-    <w:lsdException w:name="Grid Table 6 Colorful Accent 1" w:uiPriority="51"/>
-    <w:lsdException w:name="Grid Table 7 Colorful Accent 1" w:uiPriority="52"/>
-    <w:lsdException w:name="Grid Table 1 Light Accent 2" w:uiPriority="46"/>
-    <w:lsdException w:name="Grid Table 2 Accent 2" w:uiPriority="47"/>
-    <w:lsdException w:name="Grid Table 3 Accent 2" w:uiPriority="48"/>
-    <w:lsdException w:name="Grid Table 4 Accent 2" w:uiPriority="49"/>
-    <w:lsdException w:name="Grid Table 5 Dark Accent 2" w:uiPriority="50"/>
-    <w:lsdException w:name="Grid Table 6 Colorful Accent 2" w:uiPriority="51"/>
-    <w:lsdException w:name="Grid Table 7 Colorful Accent 2" w:uiPriority="52"/>
-    <w:lsdException w:name="Grid Table 1 Light Accent 3" w:uiPriority="46"/>
-    <w:lsdException w:name="Grid Table 2 Accent 3" w:uiPriority="47"/>
-    <w:lsdException w:name="Grid Table 3 Accent 3" w:uiPriority="48"/>
-    <w:lsdException w:name="Grid Table 4 Accent 3" w:uiPriority="49"/>
-    <w:lsdException w:name="Grid Table 5 Dark Accent 3" w:uiPriority="50"/>
-    <w:lsdException w:name="Grid Table 6 Colorful Accent 3" w:uiPriority="51"/>
-    <w:lsdException w:name="Grid Table 7 Colorful Accent 3" w:uiPriority="52"/>
-    <w:lsdException w:name="Grid Table 1 Light Accent 4" w:uiPriority="46"/>
-    <w:lsdException w:name="Grid Table 2 Accent 4" w:uiPriority="47"/>
-    <w:lsdException w:name="Grid Table 3 Accent 4" w:uiPriority="48"/>
-    <w:lsdException w:name="Grid Table 4 Accent 4" w:uiPriority="49"/>
-    <w:lsdException w:name="Grid Table 5 Dark Accent 4" w:uiPriority="50"/>
-    <w:lsdException w:name="Grid Table 6 Colorful Accent 4" w:uiPriority="51"/>
-    <w:lsdException w:name="Grid Table 7 Colorful Accent 4" w:uiPriority="52"/>
-    <w:lsdException w:name="Grid Table 1 Light Accent 5" w:uiPriority="46"/>
-    <w:lsdException w:name="Grid Table 2 Accent 5" w:uiPriority="47"/>
-    <w:lsdException w:name="Grid Table 3 Accent 5" w:uiPriority="48"/>
-    <w:lsdException w:name="Grid Table 4 Accent 5" w:uiPriority="49"/>
-    <w:lsdException w:name="Grid Table 5 Dark Accent 5" w:uiPriority="50"/>
-    <w:lsdException w:name="Grid Table 6 Colorful Accent 5" w:uiPriority="51"/>
-    <w:lsdException w:name="Grid Table 7 Colorful Accent 5" w:uiPriority="52"/>
-    <w:lsdException w:name="Grid Table 1 Light Accent 6" w:uiPriority="46"/>
-    <w:lsdException w:name="Grid Table 2 Accent 6" w:uiPriority="47"/>
-    <w:lsdException w:name="Grid Table 3 Accent 6" w:uiPriority="48"/>
-    <w:lsdException w:name="Grid Table 4 Accent 6" w:uiPriority="49"/>
-    <w:lsdException w:name="Grid Table 5 Dark Accent 6" w:uiPriority="50"/>
-    <w:lsdException w:name="Grid Table 6 Colorful Accent 6" w:uiPriority="51"/>
-    <w:lsdException w:name="Grid Table 7 Colorful Accent 6" w:uiPriority="52"/>
-    <w:lsdException w:name="List Table 1 Light" w:uiPriority="46"/>
-    <w:lsdException w:name="List Table 2" w:uiPriority="47"/>
-    <w:lsdException w:name="List Table 3" w:uiPriority="48"/>
-    <w:lsdException w:name="List Table 4" w:uiPriority="49"/>
-    <w:lsdException w:name="List Table 5 Dark" w:uiPriority="50"/>
-    <w:lsdException w:name="List Table 6 Colorful" w:uiPriority="51"/>
-    <w:lsdException w:name="List Table 7 Colorful" w:uiPriority="52"/>
-    <w:lsdException w:name="List Table 1 Light Accent 1" w:uiPriority="46"/>
-    <w:lsdException w:name="List Table 2 Accent 1" w:uiPriority="47"/>
-    <w:lsdException w:name="List Table 3 Accent 1" w:uiPriority="48"/>
-    <w:lsdException w:name="List Table 4 Accent 1" w:uiPriority="49"/>
-    <w:lsdException w:name="List Table 5 Dark Accent 1" w:uiPriority="50"/>
-    <w:lsdException w:name="List Table 6 Colorful Accent 1" w:uiPriority="51"/>
-    <w:lsdException w:name="List Table 7 Colorful Accent 1" w:uiPriority="52"/>
-    <w:lsdException w:name="List Table 1 Light Accent 2" w:uiPriority="46"/>
-    <w:lsdException w:name="List Table 2 Accent 2" w:uiPriority="47"/>
-    <w:lsdException w:name="List Table 3 Accent 2" w:uiPriority="48"/>
-    <w:lsdException w:name="List Table 4 Accent 2" w:uiPriority="49"/>
-    <w:lsdException w:name="List Table 5 Dark Accent 2" w:uiPriority="50"/>
-    <w:lsdException w:name="List Table 6 Colorful Accent 2" w:uiPriority="51"/>
-    <w:lsdException w:name="List Table 7 Colorful Accent 2" w:uiPriority="52"/>
-    <w:lsdException w:name="List Table 1 Light Accent 3" w:uiPriority="46"/>
-    <w:lsdException w:name="List Table 2 Accent 3" w:uiPriority="47"/>
-    <w:lsdException w:name="List Table 3 Accent 3" w:uiPriority="48"/>
-    <w:lsdException w:name="List Table 4 Accent 3" w:uiPriority="49"/>
-    <w:lsdException w:name="List Table 5 Dark Accent 3" w:uiPriority="50"/>
-    <w:lsdException w:name="List Table 6 Colorful Accent 3" w:uiPriority="51"/>
-    <w:lsdException w:name="List Table 7 Colorful Accent 3" w:uiPriority="52"/>
-    <w:lsdException w:name="List Table 1 Light Accent 4" w:uiPriority="46"/>
-    <w:lsdException w:name="List Table 2 Accent 4" w:uiPriority="47"/>
-    <w:lsdException w:name="List Table 3 Accent 4" w:uiPriority="48"/>
-    <w:lsdException w:name="List Table 4 Accent 4" w:uiPriority="49"/>
-    <w:lsdException w:name="List Table 5 Dark Accent 4" w:uiPriority="50"/>
-    <w:lsdException w:name="List Table 6 Colorful Accent 4" w:uiPriority="51"/>
-    <w:lsdException w:name="List Table 7 Colorful Accent 4" w:uiPriority="52"/>
-    <w:lsdException w:name="List Table 1 Light Accent 5" w:uiPriority="46"/>
-    <w:lsdException w:name="List Table 2 Accent 5" w:uiPriority="47"/>
-    <w:lsdException w:name="List Table 3 Accent 5" w:uiPriority="48"/>
-    <w:lsdException w:name="List Table 4 Accent 5" w:uiPriority="49"/>
-    <w:lsdException w:name="List Table 5 Dark Accent 5" w:uiPriority="50"/>
-    <w:lsdException w:name="List Table 6 Colorful Accent 5" w:uiPriority="51"/>
-    <w:lsdException w:name="List Table 7 Colorful Accent 5" w:uiPriority="52"/>
-    <w:lsdException w:name="List Table 1 Light Accent 6" w:uiPriority="46"/>
-    <w:lsdException w:name="List Table 2 Accent 6" w:uiPriority="47"/>
-    <w:lsdException w:name="List Table 3 Accent 6" w:uiPriority="48"/>
-    <w:lsdException w:name="List Table 4 Accent 6" w:uiPriority="49"/>
-    <w:lsdException w:name="List Table 5 Dark Accent 6" w:uiPriority="50"/>
-    <w:lsdException w:name="List Table 6 Colorful Accent 6" w:uiPriority="51"/>
-    <w:lsdException w:name="List Table 7 Colorful Accent 6" w:uiPriority="52"/>
-    <w:lsdException w:name="Mention" w:semiHidden="1" w:unhideWhenUsed="1"/>
-    <w:lsdException w:name="Smart Hyperlink" w:semiHidden="1" w:unhideWhenUsed="1"/>
-    <w:lsdException w:name="Hashtag" w:semiHidden="1" w:unhideWhenUsed="1"/>
-    <w:lsdException w:name="Unresolved Mention" w:semiHidden="1" w:unhideWhenUsed="1"/>
-    <w:lsdException w:name="Smart Link" w:semiHidden="1" w:unhideWhenUsed="1"/>
-  </w:latentStyles>
-  <w:style w:type="paragraph" w:default="1" w:styleId="Normal">
-    <w:name w:val="Normal"/>
-    <w:qFormat/>
-  </w:style>
-  <w:style w:type="character" w:default="1" w:styleId="DefaultParagraphFont">
-    <w:name w:val="Default Paragraph Font"/>
-    <w:uiPriority w:val="1"/>
-    <w:semiHidden/>
-    <w:unhideWhenUsed/>
-  </w:style>
-  <w:style w:type="table" w:default="1" w:styleId="TableNormal">
-    <w:name w:val="Normal Table"/>
-    <w:uiPriority w:val="99"/>
-    <w:semiHidden/>
-    <w:unhideWhenUsed/>
-    <w:tblPr>
-      <w:tblInd w:w="0" w:type="dxa"/>
-      <w:tblCellMar>
-        <w:top w:w="0" w:type="dxa"/>
-        <w:left w:w="108" w:type="dxa"/>
-        <w:bottom w:w="0" w:type="dxa"/>
-        <w:right w:w="108" w:type="dxa"/>
-      </w:tblCellMar>
-    </w:tblPr>
-  </w:style>
-  <w:style w:type="numbering" w:default="1" w:styleId="NoList">
-    <w:name w:val="No List"/>
-    <w:uiPriority w:val="99"/>
-    <w:semiHidden/>
-    <w:unhideWhenUsed/>
-  </w:style>
-  <w:style w:type="paragraph" w:customStyle="1" w:styleId="142C00AEE83142C7A95C2886F1BCCCF6">
-    <w:name w:val="142C00AEE83142C7A95C2886F1BCCCF6"/>
-  </w:style>
-  <w:style w:type="paragraph" w:customStyle="1" w:styleId="030CC2810A8F44C18FE34E093C7AB8B7">
-    <w:name w:val="030CC2810A8F44C18FE34E093C7AB8B7"/>
-  </w:style>
-  <w:style w:type="paragraph" w:customStyle="1" w:styleId="C34A36C236BC406D9C4350F23A6DDFA5">
-    <w:name w:val="C34A36C236BC406D9C4350F23A6DDFA5"/>
-  </w:style>
-  <w:style w:type="paragraph" w:customStyle="1" w:styleId="8B360E1E28824A038A663882CE45735A">
-    <w:name w:val="8B360E1E28824A038A663882CE45735A"/>
-  </w:style>
-  <w:style w:type="paragraph" w:customStyle="1" w:styleId="E3220B467B404FF2BE676F0B8F03E995">
-    <w:name w:val="E3220B467B404FF2BE676F0B8F03E995"/>
-  </w:style>
-  <w:style w:type="paragraph" w:customStyle="1" w:styleId="BD4C9111B1334ED585132BAE6F8A1212">
-    <w:name w:val="BD4C9111B1334ED585132BAE6F8A1212"/>
-  </w:style>
-  <w:style w:type="paragraph" w:customStyle="1" w:styleId="A4412C638F45434886E8C5D1594555B2">
-    <w:name w:val="A4412C638F45434886E8C5D1594555B2"/>
-  </w:style>
-  <w:style w:type="paragraph" w:customStyle="1" w:styleId="E78FC0838EFC4693BA1998DD74F7B03D">
-    <w:name w:val="E78FC0838EFC4693BA1998DD74F7B03D"/>
-  </w:style>
-  <w:style w:type="character" w:customStyle="1" w:styleId="Italics">
-    <w:name w:val="Italics"/>
-    <w:uiPriority w:val="1"/>
-    <w:qFormat/>
-    <w:rsid w:val="00C16947"/>
-    <w:rPr>
-      <w:b/>
-      <w:i/>
-    </w:rPr>
-  </w:style>
-  <w:style w:type="paragraph" w:customStyle="1" w:styleId="D4EB3FDB79A54BCF899D4ADC05427CFF">
-    <w:name w:val="D4EB3FDB79A54BCF899D4ADC05427CFF"/>
-  </w:style>
-  <w:style w:type="paragraph" w:customStyle="1" w:styleId="1DE16B667C8F438DA08B7B36093F2181">
-    <w:name w:val="1DE16B667C8F438DA08B7B36093F2181"/>
-  </w:style>
-  <w:style w:type="paragraph" w:customStyle="1" w:styleId="155A8DC744CF4561A36A00413DBA9DE0">
-    <w:name w:val="155A8DC744CF4561A36A00413DBA9DE0"/>
-  </w:style>
-  <w:style w:type="paragraph" w:customStyle="1" w:styleId="51B5D3A489374D83B013A35CB42BF3B4">
-    <w:name w:val="51B5D3A489374D83B013A35CB42BF3B4"/>
-  </w:style>
-  <w:style w:type="paragraph" w:customStyle="1" w:styleId="E7D3D4F37AB64EF680D65097BB2D71E7">
-    <w:name w:val="E7D3D4F37AB64EF680D65097BB2D71E7"/>
-  </w:style>
-  <w:style w:type="paragraph" w:customStyle="1" w:styleId="4962FE9F5CEF48C3A9B43B5950E139ED">
-    <w:name w:val="4962FE9F5CEF48C3A9B43B5950E139ED"/>
-  </w:style>
-  <w:style w:type="paragraph" w:customStyle="1" w:styleId="CC1ADA7B8B9741EE8791F1DB0A9FC4DD">
-    <w:name w:val="CC1ADA7B8B9741EE8791F1DB0A9FC4DD"/>
-  </w:style>
-  <w:style w:type="paragraph" w:customStyle="1" w:styleId="56CE162CFBDF4AD48B3F6CB1BFD0CB6D">
-    <w:name w:val="56CE162CFBDF4AD48B3F6CB1BFD0CB6D"/>
-  </w:style>
-  <w:style w:type="paragraph" w:customStyle="1" w:styleId="D9C262E44872466D80C6BEC52D63121A">
-    <w:name w:val="D9C262E44872466D80C6BEC52D63121A"/>
-  </w:style>
-  <w:style w:type="paragraph" w:customStyle="1" w:styleId="FC8F3BDAF88C41B79117DD139DF3D180">
-    <w:name w:val="FC8F3BDAF88C41B79117DD139DF3D180"/>
-  </w:style>
-  <w:style w:type="paragraph" w:customStyle="1" w:styleId="8C097BE7408F4ECAB277FEA7ECAF35CE">
-    <w:name w:val="8C097BE7408F4ECAB277FEA7ECAF35CE"/>
-  </w:style>
-  <w:style w:type="paragraph" w:customStyle="1" w:styleId="2D248D6A6B6E4D95AE95CA5930826E48">
-    <w:name w:val="2D248D6A6B6E4D95AE95CA5930826E48"/>
-  </w:style>
-  <w:style w:type="paragraph" w:customStyle="1" w:styleId="E62C6ADFE1DF417687DBC14966DA5377">
-    <w:name w:val="E62C6ADFE1DF417687DBC14966DA5377"/>
-  </w:style>
-  <w:style w:type="character" w:customStyle="1" w:styleId="NotBold">
-    <w:name w:val="Not Bold"/>
-    <w:uiPriority w:val="1"/>
-    <w:qFormat/>
-    <w:rsid w:val="00C16947"/>
-    <w:rPr>
-      <w:b/>
-    </w:rPr>
-  </w:style>
-  <w:style w:type="paragraph" w:customStyle="1" w:styleId="23E22E4467D44ACD84810BA724D44155">
-    <w:name w:val="23E22E4467D44ACD84810BA724D44155"/>
-  </w:style>
-  <w:style w:type="paragraph" w:customStyle="1" w:styleId="8A9452589B6648BE9E570ED255F34763">
-    <w:name w:val="8A9452589B6648BE9E570ED255F34763"/>
-  </w:style>
-  <w:style w:type="paragraph" w:customStyle="1" w:styleId="0FC213B9580D4E08AAE60942668F9E97">
-    <w:name w:val="0FC213B9580D4E08AAE60942668F9E97"/>
-  </w:style>
-  <w:style w:type="paragraph" w:customStyle="1" w:styleId="A7CBCEF95100427ABA2317BF955BA380">
-    <w:name w:val="A7CBCEF95100427ABA2317BF955BA380"/>
-  </w:style>
-  <w:style w:type="paragraph" w:customStyle="1" w:styleId="1FC815759E834194A7E36597D65CDB0A">
-    <w:name w:val="1FC815759E834194A7E36597D65CDB0A"/>
-  </w:style>
-  <w:style w:type="paragraph" w:customStyle="1" w:styleId="96DBB275330E4AD5A753B0EC44DFC8EC">
-    <w:name w:val="96DBB275330E4AD5A753B0EC44DFC8EC"/>
-  </w:style>
-  <w:style w:type="paragraph" w:customStyle="1" w:styleId="925930CEDA0D4D599B909BA746F33435">
-    <w:name w:val="925930CEDA0D4D599B909BA746F33435"/>
-  </w:style>
-  <w:style w:type="paragraph" w:customStyle="1" w:styleId="7A9CE079D0434C47862BA55B51741E3E">
-    <w:name w:val="7A9CE079D0434C47862BA55B51741E3E"/>
-  </w:style>
-  <w:style w:type="paragraph" w:customStyle="1" w:styleId="ABBA909D520F41C09A30655D247C1787">
-    <w:name w:val="ABBA909D520F41C09A30655D247C1787"/>
-    <w:rsid w:val="00C16947"/>
-  </w:style>
-  <w:style w:type="paragraph" w:customStyle="1" w:styleId="720365FC9BC74A6EB2F135616568A9E6">
-    <w:name w:val="720365FC9BC74A6EB2F135616568A9E6"/>
-    <w:rsid w:val="00C16947"/>
-  </w:style>
-  <w:style w:type="paragraph" w:customStyle="1" w:styleId="AFE81425E3CC402FA71079C9DF25981E">
-    <w:name w:val="AFE81425E3CC402FA71079C9DF25981E"/>
-    <w:rsid w:val="00C16947"/>
-  </w:style>
-  <w:style w:type="paragraph" w:customStyle="1" w:styleId="EF66AA94BFA64B55A403AAAA497DA3EA">
-    <w:name w:val="EF66AA94BFA64B55A403AAAA497DA3EA"/>
-    <w:rsid w:val="00C16947"/>
-  </w:style>
-  <w:style w:type="paragraph" w:customStyle="1" w:styleId="E0667EDE715248EC96ABB625BD7B35CF">
-    <w:name w:val="E0667EDE715248EC96ABB625BD7B35CF"/>
-    <w:rsid w:val="00C16947"/>
-  </w:style>
-  <w:style w:type="paragraph" w:customStyle="1" w:styleId="DAA45C03086940ACA8F7679AAF159608">
-    <w:name w:val="DAA45C03086940ACA8F7679AAF159608"/>
-    <w:rsid w:val="00C16947"/>
-  </w:style>
-  <w:style w:type="paragraph" w:customStyle="1" w:styleId="C9E67C370C8742188D163D00B0273400">
-    <w:name w:val="C9E67C370C8742188D163D00B0273400"/>
-    <w:rsid w:val="00C16947"/>
-  </w:style>
-  <w:style w:type="paragraph" w:customStyle="1" w:styleId="1EB9F1D9EB2C4CAD8374D0576989DD41">
-    <w:name w:val="1EB9F1D9EB2C4CAD8374D0576989DD41"/>
-    <w:rsid w:val="00C16947"/>
-  </w:style>
-  <w:style w:type="character" w:styleId="PlaceholderText">
-    <w:name w:val="Placeholder Text"/>
-    <w:basedOn w:val="DefaultParagraphFont"/>
-    <w:uiPriority w:val="99"/>
-    <w:semiHidden/>
-    <w:rsid w:val="00C16947"/>
-    <w:rPr>
-      <w:color w:val="808080"/>
-    </w:rPr>
-  </w:style>
-  <w:style w:type="paragraph" w:customStyle="1" w:styleId="C9E67C370C8742188D163D00B02734001">
-    <w:name w:val="C9E67C370C8742188D163D00B02734001"/>
-    <w:rsid w:val="00C16947"/>
-    <w:pPr>
-      <w:widowControl w:val="0"/>
-      <w:autoSpaceDE w:val="0"/>
-      <w:autoSpaceDN w:val="0"/>
-      <w:spacing w:after="0" w:line="312" w:lineRule="auto"/>
-      <w:ind w:left="994" w:right="1008"/>
-    </w:pPr>
-    <w:rPr>
-      <w:rFonts w:eastAsia="Arial" w:cs="Arial"/>
-      <w:kern w:val="0"/>
-      <w:sz w:val="20"/>
-      <w:szCs w:val="16"/>
-      <w:lang w:bidi="en-US"/>
-      <w14:ligatures w14:val="none"/>
-    </w:rPr>
-  </w:style>
-  <w:style w:type="paragraph" w:customStyle="1" w:styleId="1EB9F1D9EB2C4CAD8374D0576989DD411">
-    <w:name w:val="1EB9F1D9EB2C4CAD8374D0576989DD411"/>
-    <w:rsid w:val="00C16947"/>
-    <w:pPr>
-      <w:widowControl w:val="0"/>
-      <w:autoSpaceDE w:val="0"/>
-      <w:autoSpaceDN w:val="0"/>
-      <w:spacing w:after="0" w:line="312" w:lineRule="auto"/>
-      <w:ind w:left="994" w:right="1008"/>
-    </w:pPr>
-    <w:rPr>
-      <w:rFonts w:eastAsia="Arial" w:cs="Arial"/>
-      <w:kern w:val="0"/>
-      <w:sz w:val="20"/>
-      <w:szCs w:val="16"/>
-      <w:lang w:bidi="en-US"/>
-      <w14:ligatures w14:val="none"/>
-    </w:rPr>
-  </w:style>
-  <w:style w:type="paragraph" w:customStyle="1" w:styleId="D4EB3FDB79A54BCF899D4ADC05427CFF1">
-    <w:name w:val="D4EB3FDB79A54BCF899D4ADC05427CFF1"/>
-    <w:rsid w:val="00C16947"/>
-    <w:pPr>
-      <w:widowControl w:val="0"/>
-      <w:autoSpaceDE w:val="0"/>
-      <w:autoSpaceDN w:val="0"/>
-      <w:spacing w:after="240" w:line="240" w:lineRule="auto"/>
-      <w:ind w:left="994" w:right="1008"/>
-      <w:outlineLvl w:val="0"/>
-    </w:pPr>
-    <w:rPr>
-      <w:rFonts w:eastAsia="Arial" w:cs="Arial"/>
-      <w:b/>
-      <w:bCs/>
-      <w:kern w:val="0"/>
-      <w:sz w:val="20"/>
-      <w:szCs w:val="40"/>
-      <w:lang w:bidi="en-US"/>
-      <w14:ligatures w14:val="none"/>
-    </w:rPr>
-  </w:style>
-  <w:style w:type="paragraph" w:customStyle="1" w:styleId="E7D3D4F37AB64EF680D65097BB2D71E71">
-    <w:name w:val="E7D3D4F37AB64EF680D65097BB2D71E71"/>
-    <w:rsid w:val="00C16947"/>
-    <w:pPr>
-      <w:widowControl w:val="0"/>
-      <w:autoSpaceDE w:val="0"/>
-      <w:autoSpaceDN w:val="0"/>
-      <w:spacing w:after="240" w:line="240" w:lineRule="auto"/>
-      <w:ind w:left="994" w:right="1008"/>
-      <w:outlineLvl w:val="0"/>
-    </w:pPr>
-    <w:rPr>
-      <w:rFonts w:eastAsia="Arial" w:cs="Arial"/>
-      <w:b/>
-      <w:bCs/>
-      <w:kern w:val="0"/>
-      <w:sz w:val="20"/>
-      <w:szCs w:val="40"/>
-      <w:lang w:bidi="en-US"/>
-      <w14:ligatures w14:val="none"/>
-    </w:rPr>
-  </w:style>
-  <w:style w:type="paragraph" w:customStyle="1" w:styleId="D9C262E44872466D80C6BEC52D63121A1">
-    <w:name w:val="D9C262E44872466D80C6BEC52D63121A1"/>
-    <w:rsid w:val="00C16947"/>
-    <w:pPr>
-      <w:widowControl w:val="0"/>
-      <w:autoSpaceDE w:val="0"/>
-      <w:autoSpaceDN w:val="0"/>
-      <w:spacing w:after="240" w:line="240" w:lineRule="auto"/>
-      <w:ind w:left="994" w:right="1008"/>
-      <w:outlineLvl w:val="0"/>
-    </w:pPr>
-    <w:rPr>
-      <w:rFonts w:eastAsia="Arial" w:cs="Arial"/>
-      <w:b/>
-      <w:bCs/>
-      <w:kern w:val="0"/>
-      <w:sz w:val="20"/>
-      <w:szCs w:val="40"/>
-      <w:lang w:bidi="en-US"/>
-      <w14:ligatures w14:val="none"/>
-    </w:rPr>
-  </w:style>
-  <w:style w:type="paragraph" w:customStyle="1" w:styleId="23E22E4467D44ACD84810BA724D441551">
-    <w:name w:val="23E22E4467D44ACD84810BA724D441551"/>
-    <w:rsid w:val="00C16947"/>
-    <w:pPr>
-      <w:widowControl w:val="0"/>
-      <w:autoSpaceDE w:val="0"/>
-      <w:autoSpaceDN w:val="0"/>
-      <w:spacing w:after="0" w:line="240" w:lineRule="auto"/>
-      <w:ind w:left="994" w:right="1008"/>
-      <w:outlineLvl w:val="1"/>
-    </w:pPr>
-    <w:rPr>
-      <w:rFonts w:eastAsia="Arial" w:cs="Arial"/>
-      <w:b/>
-      <w:kern w:val="0"/>
-      <w:sz w:val="20"/>
-      <w:szCs w:val="16"/>
-      <w:lang w:bidi="en-US"/>
-      <w14:ligatures w14:val="none"/>
-    </w:rPr>
-  </w:style>
-  <w:style w:type="paragraph" w:customStyle="1" w:styleId="03D0FC6BF01E41B3B62519815CA5FE3D">
-    <w:name w:val="03D0FC6BF01E41B3B62519815CA5FE3D"/>
-    <w:rsid w:val="00C16947"/>
-  </w:style>
-  <w:style w:type="paragraph" w:customStyle="1" w:styleId="4258AB4D75ED42DBB0BE5E75A9F68E8D">
-    <w:name w:val="4258AB4D75ED42DBB0BE5E75A9F68E8D"/>
-    <w:rsid w:val="00C16947"/>
-  </w:style>
-  <w:style w:type="paragraph" w:customStyle="1" w:styleId="FBDA5784C5DA4E2EA57C7BCB5CE053D5">
-    <w:name w:val="FBDA5784C5DA4E2EA57C7BCB5CE053D5"/>
-    <w:rsid w:val="00C16947"/>
-  </w:style>
-  <w:style w:type="paragraph" w:customStyle="1" w:styleId="A1349D4532904B5695424E9718D59BB6">
-    <w:name w:val="A1349D4532904B5695424E9718D59BB6"/>
-    <w:rsid w:val="00C16947"/>
-  </w:style>
-  <w:style w:type="paragraph" w:customStyle="1" w:styleId="E8CBAFA2097C41EEB51D03D6FB203382">
-    <w:name w:val="E8CBAFA2097C41EEB51D03D6FB203382"/>
-    <w:rsid w:val="00C16947"/>
-  </w:style>
-  <w:style w:type="paragraph" w:customStyle="1" w:styleId="E361E417B524477C9BD3CBFBC935D436">
-    <w:name w:val="E361E417B524477C9BD3CBFBC935D436"/>
-    <w:rsid w:val="00C16947"/>
-  </w:style>
-  <w:style w:type="paragraph" w:customStyle="1" w:styleId="826B3BC445984044AB909E347A5DE81D">
-    <w:name w:val="826B3BC445984044AB909E347A5DE81D"/>
-    <w:rsid w:val="00C16947"/>
-  </w:style>
-  <w:style w:type="paragraph" w:customStyle="1" w:styleId="DF7F5F15F8BC421084F523B0A62E0DCC">
-    <w:name w:val="DF7F5F15F8BC421084F523B0A62E0DCC"/>
-    <w:rsid w:val="00C16947"/>
-  </w:style>
-  <w:style w:type="paragraph" w:customStyle="1" w:styleId="59CCA6B62A004ABC8CA684B4F975898E">
-    <w:name w:val="59CCA6B62A004ABC8CA684B4F975898E"/>
-    <w:rsid w:val="00C16947"/>
-  </w:style>
-  <w:style w:type="paragraph" w:customStyle="1" w:styleId="9014753003C34A298B32FBD411F200AA">
-    <w:name w:val="9014753003C34A298B32FBD411F200AA"/>
-    <w:rsid w:val="00C16947"/>
-  </w:style>
-  <w:style w:type="paragraph" w:customStyle="1" w:styleId="4AC8131D2083458B9A4D75F834C62A66">
-    <w:name w:val="4AC8131D2083458B9A4D75F834C62A66"/>
-    <w:rsid w:val="00C16947"/>
-  </w:style>
-  <w:style w:type="paragraph" w:customStyle="1" w:styleId="ADD6B158ABBA43DAA117B80D1A6BCF33">
-    <w:name w:val="ADD6B158ABBA43DAA117B80D1A6BCF33"/>
-    <w:rsid w:val="00C16947"/>
-  </w:style>
-  <w:style w:type="paragraph" w:customStyle="1" w:styleId="C9E67C370C8742188D163D00B02734002">
-    <w:name w:val="C9E67C370C8742188D163D00B02734002"/>
-    <w:rsid w:val="00C16947"/>
-    <w:pPr>
-      <w:widowControl w:val="0"/>
-      <w:autoSpaceDE w:val="0"/>
-      <w:autoSpaceDN w:val="0"/>
-      <w:spacing w:after="0" w:line="320" w:lineRule="exact"/>
-      <w:ind w:left="994" w:right="1008"/>
-    </w:pPr>
-    <w:rPr>
-      <w:rFonts w:eastAsia="Arial" w:cs="Arial"/>
-      <w:kern w:val="0"/>
-      <w:sz w:val="20"/>
-      <w:szCs w:val="16"/>
-      <w:lang w:bidi="en-US"/>
-      <w14:ligatures w14:val="none"/>
-    </w:rPr>
-  </w:style>
-  <w:style w:type="paragraph" w:customStyle="1" w:styleId="1EB9F1D9EB2C4CAD8374D0576989DD412">
-    <w:name w:val="1EB9F1D9EB2C4CAD8374D0576989DD412"/>
-    <w:rsid w:val="00C16947"/>
-    <w:pPr>
-      <w:widowControl w:val="0"/>
-      <w:autoSpaceDE w:val="0"/>
-      <w:autoSpaceDN w:val="0"/>
-      <w:spacing w:after="0" w:line="320" w:lineRule="exact"/>
-      <w:ind w:left="994" w:right="1008"/>
-    </w:pPr>
-    <w:rPr>
-      <w:rFonts w:eastAsia="Arial" w:cs="Arial"/>
-      <w:kern w:val="0"/>
-      <w:sz w:val="20"/>
-      <w:szCs w:val="16"/>
-      <w:lang w:bidi="en-US"/>
-      <w14:ligatures w14:val="none"/>
-    </w:rPr>
-  </w:style>
-  <w:style w:type="paragraph" w:customStyle="1" w:styleId="D4EB3FDB79A54BCF899D4ADC05427CFF2">
-    <w:name w:val="D4EB3FDB79A54BCF899D4ADC05427CFF2"/>
-    <w:rsid w:val="00C16947"/>
-    <w:pPr>
-      <w:widowControl w:val="0"/>
-      <w:autoSpaceDE w:val="0"/>
-      <w:autoSpaceDN w:val="0"/>
-      <w:spacing w:before="120" w:after="0" w:line="320" w:lineRule="exact"/>
-      <w:ind w:left="994" w:right="1008"/>
-      <w:outlineLvl w:val="0"/>
-    </w:pPr>
-    <w:rPr>
-      <w:rFonts w:eastAsia="Arial" w:cs="Arial"/>
-      <w:b/>
-      <w:bCs/>
-      <w:kern w:val="0"/>
-      <w:sz w:val="20"/>
-      <w:szCs w:val="40"/>
-      <w:lang w:bidi="en-US"/>
-      <w14:ligatures w14:val="none"/>
-    </w:rPr>
-  </w:style>
-  <w:style w:type="paragraph" w:customStyle="1" w:styleId="E7D3D4F37AB64EF680D65097BB2D71E72">
-    <w:name w:val="E7D3D4F37AB64EF680D65097BB2D71E72"/>
-    <w:rsid w:val="00C16947"/>
-    <w:pPr>
-      <w:widowControl w:val="0"/>
-      <w:autoSpaceDE w:val="0"/>
-      <w:autoSpaceDN w:val="0"/>
-      <w:spacing w:before="120" w:after="0" w:line="320" w:lineRule="exact"/>
-      <w:ind w:left="994" w:right="1008"/>
-      <w:outlineLvl w:val="0"/>
-    </w:pPr>
-    <w:rPr>
-      <w:rFonts w:eastAsia="Arial" w:cs="Arial"/>
-      <w:b/>
-      <w:bCs/>
-      <w:kern w:val="0"/>
-      <w:sz w:val="20"/>
-      <w:szCs w:val="40"/>
-      <w:lang w:bidi="en-US"/>
-      <w14:ligatures w14:val="none"/>
-    </w:rPr>
-  </w:style>
-  <w:style w:type="paragraph" w:customStyle="1" w:styleId="D9C262E44872466D80C6BEC52D63121A2">
-    <w:name w:val="D9C262E44872466D80C6BEC52D63121A2"/>
-    <w:rsid w:val="00C16947"/>
-    <w:pPr>
-      <w:widowControl w:val="0"/>
-      <w:autoSpaceDE w:val="0"/>
-      <w:autoSpaceDN w:val="0"/>
-      <w:spacing w:before="120" w:after="0" w:line="320" w:lineRule="exact"/>
-      <w:ind w:left="994" w:right="1008"/>
-      <w:outlineLvl w:val="0"/>
-    </w:pPr>
-    <w:rPr>
-      <w:rFonts w:eastAsia="Arial" w:cs="Arial"/>
-      <w:b/>
-      <w:bCs/>
-      <w:kern w:val="0"/>
-      <w:sz w:val="20"/>
-      <w:szCs w:val="40"/>
-      <w:lang w:bidi="en-US"/>
-      <w14:ligatures w14:val="none"/>
-    </w:rPr>
-  </w:style>
-  <w:style w:type="paragraph" w:customStyle="1" w:styleId="23E22E4467D44ACD84810BA724D441552">
-    <w:name w:val="23E22E4467D44ACD84810BA724D441552"/>
-    <w:rsid w:val="00C16947"/>
-    <w:pPr>
-      <w:widowControl w:val="0"/>
-      <w:autoSpaceDE w:val="0"/>
-      <w:autoSpaceDN w:val="0"/>
-      <w:spacing w:after="0" w:line="240" w:lineRule="auto"/>
-      <w:ind w:left="994" w:right="1008"/>
-      <w:outlineLvl w:val="1"/>
-    </w:pPr>
-    <w:rPr>
-      <w:rFonts w:eastAsia="Arial" w:cs="Arial"/>
-      <w:b/>
-      <w:kern w:val="0"/>
-      <w:sz w:val="20"/>
-      <w:szCs w:val="16"/>
-      <w:lang w:bidi="en-US"/>
-      <w14:ligatures w14:val="none"/>
-    </w:rPr>
-  </w:style>
-  <w:style w:type="paragraph" w:customStyle="1" w:styleId="C9E67C370C8742188D163D00B02734003">
-    <w:name w:val="C9E67C370C8742188D163D00B02734003"/>
-    <w:rsid w:val="00C16947"/>
-    <w:pPr>
-      <w:widowControl w:val="0"/>
-      <w:autoSpaceDE w:val="0"/>
-      <w:autoSpaceDN w:val="0"/>
-      <w:spacing w:after="0" w:line="320" w:lineRule="exact"/>
-      <w:ind w:left="994" w:right="720"/>
-    </w:pPr>
-    <w:rPr>
-      <w:rFonts w:eastAsia="Arial" w:cs="Arial"/>
-      <w:kern w:val="0"/>
-      <w:sz w:val="20"/>
-      <w:szCs w:val="16"/>
-      <w:lang w:bidi="en-US"/>
-      <w14:ligatures w14:val="none"/>
-    </w:rPr>
-  </w:style>
-  <w:style w:type="paragraph" w:customStyle="1" w:styleId="1EB9F1D9EB2C4CAD8374D0576989DD413">
-    <w:name w:val="1EB9F1D9EB2C4CAD8374D0576989DD413"/>
-    <w:rsid w:val="00C16947"/>
-    <w:pPr>
-      <w:widowControl w:val="0"/>
-      <w:autoSpaceDE w:val="0"/>
-      <w:autoSpaceDN w:val="0"/>
-      <w:spacing w:after="0" w:line="320" w:lineRule="exact"/>
-      <w:ind w:left="994" w:right="720"/>
-    </w:pPr>
-    <w:rPr>
-      <w:rFonts w:eastAsia="Arial" w:cs="Arial"/>
-      <w:kern w:val="0"/>
-      <w:sz w:val="20"/>
-      <w:szCs w:val="16"/>
-      <w:lang w:bidi="en-US"/>
-      <w14:ligatures w14:val="none"/>
-    </w:rPr>
-  </w:style>
-  <w:style w:type="paragraph" w:customStyle="1" w:styleId="D4EB3FDB79A54BCF899D4ADC05427CFF3">
-    <w:name w:val="D4EB3FDB79A54BCF899D4ADC05427CFF3"/>
-    <w:rsid w:val="00C16947"/>
-    <w:pPr>
-      <w:widowControl w:val="0"/>
-      <w:autoSpaceDE w:val="0"/>
-      <w:autoSpaceDN w:val="0"/>
-      <w:spacing w:before="120" w:after="0" w:line="320" w:lineRule="exact"/>
-      <w:ind w:left="994" w:right="720"/>
-      <w:outlineLvl w:val="0"/>
-    </w:pPr>
-    <w:rPr>
-      <w:rFonts w:eastAsia="Arial" w:cs="Arial"/>
-      <w:b/>
-      <w:bCs/>
-      <w:kern w:val="0"/>
-      <w:sz w:val="20"/>
-      <w:szCs w:val="40"/>
-      <w:lang w:bidi="en-US"/>
-      <w14:ligatures w14:val="none"/>
-    </w:rPr>
-  </w:style>
-  <w:style w:type="paragraph" w:customStyle="1" w:styleId="E7D3D4F37AB64EF680D65097BB2D71E73">
-    <w:name w:val="E7D3D4F37AB64EF680D65097BB2D71E73"/>
-    <w:rsid w:val="00C16947"/>
-    <w:pPr>
-      <w:widowControl w:val="0"/>
-      <w:autoSpaceDE w:val="0"/>
-      <w:autoSpaceDN w:val="0"/>
-      <w:spacing w:before="120" w:after="0" w:line="320" w:lineRule="exact"/>
-      <w:ind w:left="994" w:right="720"/>
-      <w:outlineLvl w:val="0"/>
-    </w:pPr>
-    <w:rPr>
-      <w:rFonts w:eastAsia="Arial" w:cs="Arial"/>
-      <w:b/>
-      <w:bCs/>
-      <w:kern w:val="0"/>
-      <w:sz w:val="20"/>
-      <w:szCs w:val="40"/>
-      <w:lang w:bidi="en-US"/>
-      <w14:ligatures w14:val="none"/>
-    </w:rPr>
-  </w:style>
-  <w:style w:type="paragraph" w:customStyle="1" w:styleId="D9C262E44872466D80C6BEC52D63121A3">
-    <w:name w:val="D9C262E44872466D80C6BEC52D63121A3"/>
-    <w:rsid w:val="00C16947"/>
-    <w:pPr>
-      <w:widowControl w:val="0"/>
-      <w:autoSpaceDE w:val="0"/>
-      <w:autoSpaceDN w:val="0"/>
-      <w:spacing w:before="120" w:after="0" w:line="320" w:lineRule="exact"/>
-      <w:ind w:left="994" w:right="720"/>
-      <w:outlineLvl w:val="0"/>
-    </w:pPr>
-    <w:rPr>
-      <w:rFonts w:eastAsia="Arial" w:cs="Arial"/>
-      <w:b/>
-      <w:bCs/>
-      <w:kern w:val="0"/>
-      <w:sz w:val="20"/>
-      <w:szCs w:val="40"/>
-      <w:lang w:bidi="en-US"/>
-      <w14:ligatures w14:val="none"/>
-    </w:rPr>
-  </w:style>
-  <w:style w:type="paragraph" w:customStyle="1" w:styleId="23E22E4467D44ACD84810BA724D441553">
-    <w:name w:val="23E22E4467D44ACD84810BA724D441553"/>
-    <w:rsid w:val="00C16947"/>
-    <w:pPr>
-      <w:widowControl w:val="0"/>
-      <w:autoSpaceDE w:val="0"/>
-      <w:autoSpaceDN w:val="0"/>
-      <w:spacing w:after="0" w:line="240" w:lineRule="auto"/>
-      <w:ind w:left="994" w:right="720"/>
-      <w:outlineLvl w:val="1"/>
-    </w:pPr>
-    <w:rPr>
-      <w:rFonts w:eastAsia="Arial" w:cs="Arial"/>
-      <w:b/>
-      <w:kern w:val="0"/>
-      <w:sz w:val="20"/>
-      <w:szCs w:val="16"/>
-      <w:lang w:bidi="en-US"/>
-      <w14:ligatures w14:val="none"/>
-    </w:rPr>
-  </w:style>
-</w:styles>
-</file>
-
-<file path=word/glossary/webSettings.xml><?xml version="1.0" encoding="utf-8"?>
-<w:webSettings xmlns:mc="http://schemas.openxmlformats.org/markup-compatibility/2006" xmlns:r="http://schemas.openxmlformats.org/officeDocument/2006/relationships" xmlns:w="http://schemas.openxmlformats.org/wordprocessingml/2006/main" xmlns:w14="http://schemas.microsoft.com/office/word/2010/wordml" xmlns:w15="http://schemas.microsoft.com/office/word/2012/wordml" xmlns:w16cex="http://schemas.microsoft.com/office/word/2018/wordml/cex" xmlns:w16cid="http://schemas.microsoft.com/office/word/2016/wordml/cid" xmlns:w16="http://schemas.microsoft.com/office/word/2018/wordml" xmlns:w16sdtdh="http://schemas.microsoft.com/office/word/2020/wordml/sdtdatahash" xmlns:w16se="http://schemas.microsoft.com/office/word/2015/wordml/symex" mc:Ignorable="w14 w15 w16se w16cid w16 w16cex w16sdtdh">
-  <w:optimizeForBrowser/>
-  <w:allowPNG/>
-</w:webSettings>
-</file>
-
 <file path=word/theme/theme11.xml><?xml version="1.0" encoding="utf-8"?>
 <a:theme xmlns:a="http://schemas.openxmlformats.org/drawingml/2006/main" name="Office Theme">
   <a:themeElements>
@@ -5562,347 +3576,6 @@
 </a:theme>
 </file>
 
-<file path=customXml/item13.xml><?xml version="1.0" encoding="utf-8"?>
-<ct:contentTypeSchema xmlns:ct="http://schemas.microsoft.com/office/2006/metadata/contentType" xmlns:ma="http://schemas.microsoft.com/office/2006/metadata/properties/metaAttributes" ct:_="" ma:_="" ma:contentTypeName="Document" ma:contentTypeID="0x01010079F111ED35F8CC479449609E8A0923A6" ma:contentTypeVersion="26" ma:contentTypeDescription="Create a new document." ma:contentTypeScope="" ma:versionID="ac37c1753acd5e330d2062ccec26ea66">
-  <xsd:schema xmlns:xsd="http://www.w3.org/2001/XMLSchema" xmlns:xs="http://www.w3.org/2001/XMLSchema" xmlns:p="http://schemas.microsoft.com/office/2006/metadata/properties" xmlns:ns1="http://schemas.microsoft.com/sharepoint/v3" xmlns:ns2="71af3243-3dd4-4a8d-8c0d-dd76da1f02a5" xmlns:ns3="16c05727-aa75-4e4a-9b5f-8a80a1165891" xmlns:ns4="230e9df3-be65-4c73-a93b-d1236ebd677e" targetNamespace="http://schemas.microsoft.com/office/2006/metadata/properties" ma:root="true" ma:fieldsID="3b340c7101c92c5120abd06486f94548" ns1:_="" ns2:_="" ns3:_="" ns4:_="">
-    <xsd:import namespace="http://schemas.microsoft.com/sharepoint/v3"/>
-    <xsd:import namespace="71af3243-3dd4-4a8d-8c0d-dd76da1f02a5"/>
-    <xsd:import namespace="16c05727-aa75-4e4a-9b5f-8a80a1165891"/>
-    <xsd:import namespace="230e9df3-be65-4c73-a93b-d1236ebd677e"/>
-    <xsd:element name="properties">
-      <xsd:complexType>
-        <xsd:sequence>
-          <xsd:element name="documentManagement">
-            <xsd:complexType>
-              <xsd:all>
-                <xsd:element ref="ns2:Status" minOccurs="0"/>
-                <xsd:element ref="ns2:Image" minOccurs="0"/>
-                <xsd:element ref="ns2:MediaServiceMetadata" minOccurs="0"/>
-                <xsd:element ref="ns2:MediaServiceFastMetadata" minOccurs="0"/>
-                <xsd:element ref="ns2:MediaServiceOCR" minOccurs="0"/>
-                <xsd:element ref="ns2:MediaServiceAutoTags" minOccurs="0"/>
-                <xsd:element ref="ns2:MediaServiceEventHashCode" minOccurs="0"/>
-                <xsd:element ref="ns2:MediaServiceGenerationTime" minOccurs="0"/>
-                <xsd:element ref="ns3:SharedWithUsers" minOccurs="0"/>
-                <xsd:element ref="ns3:SharedWithDetails" minOccurs="0"/>
-                <xsd:element ref="ns2:MediaServiceAutoKeyPoints" minOccurs="0"/>
-                <xsd:element ref="ns2:MediaServiceKeyPoints" minOccurs="0"/>
-                <xsd:element ref="ns2:MediaServiceDateTaken" minOccurs="0"/>
-                <xsd:element ref="ns1:_ip_UnifiedCompliancePolicyProperties" minOccurs="0"/>
-                <xsd:element ref="ns1:_ip_UnifiedCompliancePolicyUIAction" minOccurs="0"/>
-                <xsd:element ref="ns4:TaxCatchAll" minOccurs="0"/>
-                <xsd:element ref="ns2:ImageTagsTaxHTField" minOccurs="0"/>
-                <xsd:element ref="ns2:MediaServiceLocation" minOccurs="0"/>
-                <xsd:element ref="ns2:MediaLengthInSeconds" minOccurs="0"/>
-                <xsd:element ref="ns2:Background" minOccurs="0"/>
-                <xsd:element ref="ns2:MediaServiceSearchProperties" minOccurs="0"/>
-                <xsd:element ref="ns2:MediaServiceDocTags" minOccurs="0"/>
-              </xsd:all>
-            </xsd:complexType>
-          </xsd:element>
-        </xsd:sequence>
-      </xsd:complexType>
-    </xsd:element>
-  </xsd:schema>
-  <xsd:schema xmlns:xsd="http://www.w3.org/2001/XMLSchema" xmlns:xs="http://www.w3.org/2001/XMLSchema" xmlns:dms="http://schemas.microsoft.com/office/2006/documentManagement/types" xmlns:pc="http://schemas.microsoft.com/office/infopath/2007/PartnerControls" targetNamespace="http://schemas.microsoft.com/sharepoint/v3" elementFormDefault="qualified">
-    <xsd:import namespace="http://schemas.microsoft.com/office/2006/documentManagement/types"/>
-    <xsd:import namespace="http://schemas.microsoft.com/office/infopath/2007/PartnerControls"/>
-    <xsd:element name="_ip_UnifiedCompliancePolicyProperties" ma:index="20" nillable="true" ma:displayName="Unified Compliance Policy Properties" ma:hidden="true" ma:internalName="_ip_UnifiedCompliancePolicyProperties" ma:readOnly="false">
-      <xsd:simpleType>
-        <xsd:restriction base="dms:Note"/>
-      </xsd:simpleType>
-    </xsd:element>
-    <xsd:element name="_ip_UnifiedCompliancePolicyUIAction" ma:index="21" nillable="true" ma:displayName="Unified Compliance Policy UI Action" ma:hidden="true" ma:internalName="_ip_UnifiedCompliancePolicyUIAction" ma:readOnly="false">
-      <xsd:simpleType>
-        <xsd:restriction base="dms:Text"/>
-      </xsd:simpleType>
-    </xsd:element>
-  </xsd:schema>
-  <xsd:schema xmlns:xsd="http://www.w3.org/2001/XMLSchema" xmlns:xs="http://www.w3.org/2001/XMLSchema" xmlns:dms="http://schemas.microsoft.com/office/2006/documentManagement/types" xmlns:pc="http://schemas.microsoft.com/office/infopath/2007/PartnerControls" targetNamespace="71af3243-3dd4-4a8d-8c0d-dd76da1f02a5" elementFormDefault="qualified">
-    <xsd:import namespace="http://schemas.microsoft.com/office/2006/documentManagement/types"/>
-    <xsd:import namespace="http://schemas.microsoft.com/office/infopath/2007/PartnerControls"/>
-    <xsd:element name="Status" ma:index="2" nillable="true" ma:displayName="Status" ma:default="Not started" ma:format="Dropdown" ma:internalName="Status" ma:readOnly="false">
-      <xsd:simpleType>
-        <xsd:restriction base="dms:Choice">
-          <xsd:enumeration value="Not started"/>
-          <xsd:enumeration value="In Progress"/>
-          <xsd:enumeration value="Completed"/>
-        </xsd:restriction>
-      </xsd:simpleType>
-    </xsd:element>
-    <xsd:element name="Image" ma:index="3" nillable="true" ma:displayName="Image" ma:format="Image" ma:internalName="Image" ma:readOnly="false">
-      <xsd:complexType>
-        <xsd:complexContent>
-          <xsd:extension base="dms:URL">
-            <xsd:sequence>
-              <xsd:element name="Url" type="dms:ValidUrl" minOccurs="0" nillable="true"/>
-              <xsd:element name="Description" type="xsd:string" nillable="true"/>
-            </xsd:sequence>
-          </xsd:extension>
-        </xsd:complexContent>
-      </xsd:complexType>
-    </xsd:element>
-    <xsd:element name="MediaServiceMetadata" ma:index="8" nillable="true" ma:displayName="MediaServiceMetadata" ma:hidden="true" ma:internalName="MediaServiceMetadata" ma:readOnly="true">
-      <xsd:simpleType>
-        <xsd:restriction base="dms:Note"/>
-      </xsd:simpleType>
-    </xsd:element>
-    <xsd:element name="MediaServiceFastMetadata" ma:index="9" nillable="true" ma:displayName="MediaServiceFastMetadata" ma:hidden="true" ma:internalName="MediaServiceFastMetadata" ma:readOnly="true">
-      <xsd:simpleType>
-        <xsd:restriction base="dms:Note"/>
-      </xsd:simpleType>
-    </xsd:element>
-    <xsd:element name="MediaServiceOCR" ma:index="10" nillable="true" ma:displayName="MediaServiceOCR" ma:hidden="true" ma:internalName="MediaServiceOCR" ma:readOnly="true">
-      <xsd:simpleType>
-        <xsd:restriction base="dms:Note"/>
-      </xsd:simpleType>
-    </xsd:element>
-    <xsd:element name="MediaServiceAutoTags" ma:index="11" nillable="true" ma:displayName="MediaServiceAutoTags" ma:hidden="true" ma:internalName="MediaServiceAutoTags" ma:readOnly="true">
-      <xsd:simpleType>
-        <xsd:restriction base="dms:Text"/>
-      </xsd:simpleType>
-    </xsd:element>
-    <xsd:element name="MediaServiceEventHashCode" ma:index="12" nillable="true" ma:displayName="MediaServiceEventHashCode" ma:hidden="true" ma:internalName="MediaServiceEventHashCode" ma:readOnly="true">
-      <xsd:simpleType>
-        <xsd:restriction base="dms:Text"/>
-      </xsd:simpleType>
-    </xsd:element>
-    <xsd:element name="MediaServiceGenerationTime" ma:index="13" nillable="true" ma:displayName="MediaServiceGenerationTime" ma:hidden="true" ma:internalName="MediaServiceGenerationTime" ma:readOnly="true">
-      <xsd:simpleType>
-        <xsd:restriction base="dms:Text"/>
-      </xsd:simpleType>
-    </xsd:element>
-    <xsd:element name="MediaServiceAutoKeyPoints" ma:index="16" nillable="true" ma:displayName="MediaServiceAutoKeyPoints" ma:hidden="true" ma:internalName="MediaServiceAutoKeyPoints" ma:readOnly="true">
-      <xsd:simpleType>
-        <xsd:restriction base="dms:Note"/>
-      </xsd:simpleType>
-    </xsd:element>
-    <xsd:element name="MediaServiceKeyPoints" ma:index="17" nillable="true" ma:displayName="KeyPoints" ma:hidden="true" ma:internalName="MediaServiceKeyPoints" ma:readOnly="false">
-      <xsd:simpleType>
-        <xsd:restriction base="dms:Note"/>
-      </xsd:simpleType>
-    </xsd:element>
-    <xsd:element name="MediaServiceDateTaken" ma:index="18" nillable="true" ma:displayName="MediaServiceDateTaken" ma:hidden="true" ma:internalName="MediaServiceDateTaken" ma:readOnly="true">
-      <xsd:simpleType>
-        <xsd:restriction base="dms:Text"/>
-      </xsd:simpleType>
-    </xsd:element>
-    <xsd:element name="ImageTagsTaxHTField" ma:index="25" nillable="true" ma:taxonomy="true" ma:internalName="ImageTagsTaxHTField" ma:taxonomyFieldName="MediaServiceImageTags" ma:displayName="Image Tags" ma:readOnly="false" ma:fieldId="{5cf76f15-5ced-4ddc-b409-7134ff3c332f}" ma:taxonomyMulti="true" ma:sspId="e385fb40-52d4-4fae-9c5b-3e8ff8a5878e" ma:termSetId="09814cd3-568e-fe90-9814-8d621ff8fb84" ma:anchorId="fba54fb3-c3e1-fe81-a776-ca4b69148c4d" ma:open="true" ma:isKeyword="false">
-      <xsd:complexType>
-        <xsd:sequence>
-          <xsd:element ref="pc:Terms" minOccurs="0" maxOccurs="1"/>
-        </xsd:sequence>
-      </xsd:complexType>
-    </xsd:element>
-    <xsd:element name="MediaServiceLocation" ma:index="26" nillable="true" ma:displayName="Location" ma:hidden="true" ma:internalName="MediaServiceLocation" ma:readOnly="true">
-      <xsd:simpleType>
-        <xsd:restriction base="dms:Text"/>
-      </xsd:simpleType>
-    </xsd:element>
-    <xsd:element name="MediaLengthInSeconds" ma:index="27" nillable="true" ma:displayName="MediaLengthInSeconds" ma:hidden="true" ma:internalName="MediaLengthInSeconds" ma:readOnly="true">
-      <xsd:simpleType>
-        <xsd:restriction base="dms:Unknown"/>
-      </xsd:simpleType>
-    </xsd:element>
-    <xsd:element name="Background" ma:index="28" nillable="true" ma:displayName="Background" ma:default="0" ma:format="Dropdown" ma:internalName="Background">
-      <xsd:simpleType>
-        <xsd:restriction base="dms:Boolean"/>
-      </xsd:simpleType>
-    </xsd:element>
-    <xsd:element name="MediaServiceSearchProperties" ma:index="29" nillable="true" ma:displayName="MediaServiceSearchProperties" ma:hidden="true" ma:internalName="MediaServiceSearchProperties" ma:readOnly="true">
-      <xsd:simpleType>
-        <xsd:restriction base="dms:Note"/>
-      </xsd:simpleType>
-    </xsd:element>
-    <xsd:element name="MediaServiceDocTags" ma:index="30" nillable="true" ma:displayName="MediaServiceDocTags" ma:hidden="true" ma:internalName="MediaServiceDocTags" ma:readOnly="true">
-      <xsd:simpleType>
-        <xsd:restriction base="dms:Note"/>
-      </xsd:simpleType>
-    </xsd:element>
-  </xsd:schema>
-  <xsd:schema xmlns:xsd="http://www.w3.org/2001/XMLSchema" xmlns:xs="http://www.w3.org/2001/XMLSchema" xmlns:dms="http://schemas.microsoft.com/office/2006/documentManagement/types" xmlns:pc="http://schemas.microsoft.com/office/infopath/2007/PartnerControls" targetNamespace="16c05727-aa75-4e4a-9b5f-8a80a1165891" elementFormDefault="qualified">
-    <xsd:import namespace="http://schemas.microsoft.com/office/2006/documentManagement/types"/>
-    <xsd:import namespace="http://schemas.microsoft.com/office/infopath/2007/PartnerControls"/>
-    <xsd:element name="SharedWithUsers" ma:index="14" nillable="true" ma:displayName="Shared With" ma:hidden="true" ma:internalName="SharedWithUsers" ma:readOnly="true">
-      <xsd:complexType>
-        <xsd:complexContent>
-          <xsd:extension base="dms:UserMulti">
-            <xsd:sequence>
-              <xsd:element name="UserInfo" minOccurs="0" maxOccurs="unbounded">
-                <xsd:complexType>
-                  <xsd:sequence>
-                    <xsd:element name="DisplayName" type="xsd:string" minOccurs="0"/>
-                    <xsd:element name="AccountId" type="dms:UserId" minOccurs="0" nillable="true"/>
-                    <xsd:element name="AccountType" type="xsd:string" minOccurs="0"/>
-                  </xsd:sequence>
-                </xsd:complexType>
-              </xsd:element>
-            </xsd:sequence>
-          </xsd:extension>
-        </xsd:complexContent>
-      </xsd:complexType>
-    </xsd:element>
-    <xsd:element name="SharedWithDetails" ma:index="15" nillable="true" ma:displayName="Shared With Details" ma:hidden="true" ma:internalName="SharedWithDetails" ma:readOnly="true">
-      <xsd:simpleType>
-        <xsd:restriction base="dms:Note"/>
-      </xsd:simpleType>
-    </xsd:element>
-  </xsd:schema>
-  <xsd:schema xmlns:xsd="http://www.w3.org/2001/XMLSchema" xmlns:xs="http://www.w3.org/2001/XMLSchema" xmlns:dms="http://schemas.microsoft.com/office/2006/documentManagement/types" xmlns:pc="http://schemas.microsoft.com/office/infopath/2007/PartnerControls" targetNamespace="230e9df3-be65-4c73-a93b-d1236ebd677e" elementFormDefault="qualified">
-    <xsd:import namespace="http://schemas.microsoft.com/office/2006/documentManagement/types"/>
-    <xsd:import namespace="http://schemas.microsoft.com/office/infopath/2007/PartnerControls"/>
-    <xsd:element name="TaxCatchAll" ma:index="23" nillable="true" ma:displayName="Taxonomy Catch All Column" ma:hidden="true" ma:list="{3f6bfcbc-3db3-4ae6-bd76-326f0798ad28}" ma:internalName="TaxCatchAll" ma:readOnly="false" ma:showField="CatchAllData" ma:web="16c05727-aa75-4e4a-9b5f-8a80a1165891">
-      <xsd:complexType>
-        <xsd:complexContent>
-          <xsd:extension base="dms:MultiChoiceLookup">
-            <xsd:sequence>
-              <xsd:element name="Value" type="dms:Lookup" maxOccurs="unbounded" minOccurs="0" nillable="true"/>
-            </xsd:sequence>
-          </xsd:extension>
-        </xsd:complexContent>
-      </xsd:complexType>
-    </xsd:element>
-  </xsd:schema>
-  <xsd:schema xmlns="http://schemas.openxmlformats.org/package/2006/metadata/core-properties" xmlns:xsd="http://www.w3.org/2001/XMLSchema" xmlns:xsi="http://www.w3.org/2001/XMLSchema-instance" xmlns:dc="http://purl.org/dc/elements/1.1/" xmlns:dcterms="http://purl.org/dc/terms/" xmlns:odoc="http://schemas.microsoft.com/internal/obd" targetNamespace="http://schemas.openxmlformats.org/package/2006/metadata/core-properties" elementFormDefault="qualified" attributeFormDefault="unqualified" blockDefault="#all">
-    <xsd:import namespace="http://purl.org/dc/elements/1.1/" schemaLocation="http://dublincore.org/schemas/xmls/qdc/2003/04/02/dc.xsd"/>
-    <xsd:import namespace="http://purl.org/dc/terms/" schemaLocation="http://dublincore.org/schemas/xmls/qdc/2003/04/02/dcterms.xsd"/>
-    <xsd:element name="coreProperties" type="CT_coreProperties"/>
-    <xsd:complexType name="CT_coreProperties">
-      <xsd:all>
-        <xsd:element ref="dc:creator" minOccurs="0" maxOccurs="1"/>
-        <xsd:element ref="dcterms:created" minOccurs="0" maxOccurs="1"/>
-        <xsd:element ref="dc:identifier" minOccurs="0" maxOccurs="1"/>
-        <xsd:element name="contentType" minOccurs="0" maxOccurs="1" type="xsd:string" ma:displayName="Content Type"/>
-        <xsd:element ref="dc:title" minOccurs="0" maxOccurs="1" ma:index="1" ma:displayName="Title"/>
-        <xsd:element ref="dc:subject" minOccurs="0" maxOccurs="1"/>
-        <xsd:element ref="dc:description" minOccurs="0" maxOccurs="1"/>
-        <xsd:element name="keywords" minOccurs="0" maxOccurs="1" type="xsd:string"/>
-        <xsd:element ref="dc:language" minOccurs="0" maxOccurs="1"/>
-        <xsd:element name="category" minOccurs="0" maxOccurs="1" type="xsd:string"/>
-        <xsd:element name="version" minOccurs="0" maxOccurs="1" type="xsd:string"/>
-        <xsd:element name="revision" minOccurs="0" maxOccurs="1" type="xsd:string">
-          <xsd:annotation>
-            <xsd:documentation>
-                        This value indicates the number of saves or revisions. The application is responsible for updating this value after each revision.
-                    </xsd:documentation>
-          </xsd:annotation>
-        </xsd:element>
-        <xsd:element name="lastModifiedBy" minOccurs="0" maxOccurs="1" type="xsd:string"/>
-        <xsd:element ref="dcterms:modified" minOccurs="0" maxOccurs="1"/>
-        <xsd:element name="contentStatus" minOccurs="0" maxOccurs="1" type="xsd:string"/>
-      </xsd:all>
-    </xsd:complexType>
-  </xsd:schema>
-  <xs:schema xmlns:pc="http://schemas.microsoft.com/office/infopath/2007/PartnerControls" xmlns:xs="http://www.w3.org/2001/XMLSchema" targetNamespace="http://schemas.microsoft.com/office/infopath/2007/PartnerControls" elementFormDefault="qualified" attributeFormDefault="unqualified">
-    <xs:element name="Person">
-      <xs:complexType>
-        <xs:sequence>
-          <xs:element ref="pc:DisplayName" minOccurs="0"/>
-          <xs:element ref="pc:AccountId" minOccurs="0"/>
-          <xs:element ref="pc:AccountType" minOccurs="0"/>
-        </xs:sequence>
-      </xs:complexType>
-    </xs:element>
-    <xs:element name="DisplayName" type="xs:string"/>
-    <xs:element name="AccountId" type="xs:string"/>
-    <xs:element name="AccountType" type="xs:string"/>
-    <xs:element name="BDCAssociatedEntity">
-      <xs:complexType>
-        <xs:sequence>
-          <xs:element ref="pc:BDCEntity" minOccurs="0" maxOccurs="unbounded"/>
-        </xs:sequence>
-        <xs:attribute ref="pc:EntityNamespace"/>
-        <xs:attribute ref="pc:EntityName"/>
-        <xs:attribute ref="pc:SystemInstanceName"/>
-        <xs:attribute ref="pc:AssociationName"/>
-      </xs:complexType>
-    </xs:element>
-    <xs:attribute name="EntityNamespace" type="xs:string"/>
-    <xs:attribute name="EntityName" type="xs:string"/>
-    <xs:attribute name="SystemInstanceName" type="xs:string"/>
-    <xs:attribute name="AssociationName" type="xs:string"/>
-    <xs:element name="BDCEntity">
-      <xs:complexType>
-        <xs:sequence>
-          <xs:element ref="pc:EntityDisplayName" minOccurs="0"/>
-          <xs:element ref="pc:EntityInstanceReference" minOccurs="0"/>
-          <xs:element ref="pc:EntityId1" minOccurs="0"/>
-          <xs:element ref="pc:EntityId2" minOccurs="0"/>
-          <xs:element ref="pc:EntityId3" minOccurs="0"/>
-          <xs:element ref="pc:EntityId4" minOccurs="0"/>
-          <xs:element ref="pc:EntityId5" minOccurs="0"/>
-        </xs:sequence>
-      </xs:complexType>
-    </xs:element>
-    <xs:element name="EntityDisplayName" type="xs:string"/>
-    <xs:element name="EntityInstanceReference" type="xs:string"/>
-    <xs:element name="EntityId1" type="xs:string"/>
-    <xs:element name="EntityId2" type="xs:string"/>
-    <xs:element name="EntityId3" type="xs:string"/>
-    <xs:element name="EntityId4" type="xs:string"/>
-    <xs:element name="EntityId5" type="xs:string"/>
-    <xs:element name="Terms">
-      <xs:complexType>
-        <xs:sequence>
-          <xs:element ref="pc:TermInfo" minOccurs="0" maxOccurs="unbounded"/>
-        </xs:sequence>
-      </xs:complexType>
-    </xs:element>
-    <xs:element name="TermInfo">
-      <xs:complexType>
-        <xs:sequence>
-          <xs:element ref="pc:TermName" minOccurs="0"/>
-          <xs:element ref="pc:TermId" minOccurs="0"/>
-        </xs:sequence>
-      </xs:complexType>
-    </xs:element>
-    <xs:element name="TermName" type="xs:string"/>
-    <xs:element name="TermId" type="xs:string"/>
-  </xs:schema>
-</ct:contentTypeSchema>
-</file>
-
-<file path=customXml/item22.xml><?xml version="1.0" encoding="utf-8"?>
-<?mso-contentType ?>
-<FormTemplates xmlns="http://schemas.microsoft.com/sharepoint/v3/contenttype/forms">
-  <Display>DocumentLibraryForm</Display>
-  <Edit>DocumentLibraryForm</Edit>
-  <New>DocumentLibraryForm</New>
-</FormTemplates>
-</file>
-
-<file path=customXml/item3.xml><?xml version="1.0" encoding="utf-8"?>
-<p:properties xmlns:p="http://schemas.microsoft.com/office/2006/metadata/properties" xmlns:xsi="http://www.w3.org/2001/XMLSchema-instance" xmlns:pc="http://schemas.microsoft.com/office/infopath/2007/PartnerControls">
-  <documentManagement>
-    <Background xmlns="71af3243-3dd4-4a8d-8c0d-dd76da1f02a5">false</Background>
-    <Status xmlns="71af3243-3dd4-4a8d-8c0d-dd76da1f02a5">Not started</Status>
-    <_ip_UnifiedCompliancePolicyUIAction xmlns="http://schemas.microsoft.com/sharepoint/v3" xsi:nil="true"/>
-    <Image xmlns="71af3243-3dd4-4a8d-8c0d-dd76da1f02a5">
-      <Url xsi:nil="true"/>
-      <Description xsi:nil="true"/>
-    </Image>
-    <_ip_UnifiedCompliancePolicyProperties xmlns="http://schemas.microsoft.com/sharepoint/v3" xsi:nil="true"/>
-    <ImageTagsTaxHTField xmlns="71af3243-3dd4-4a8d-8c0d-dd76da1f02a5">
-      <Terms xmlns="http://schemas.microsoft.com/office/infopath/2007/PartnerControls"/>
-    </ImageTagsTaxHTField>
-    <TaxCatchAll xmlns="230e9df3-be65-4c73-a93b-d1236ebd677e" xsi:nil="true"/>
-    <MediaServiceKeyPoints xmlns="71af3243-3dd4-4a8d-8c0d-dd76da1f02a5" xsi:nil="true"/>
-  </documentManagement>
-</p:properties>
-</file>
-
-<file path=customXml/itemProps13.xml><?xml version="1.0" encoding="utf-8"?>
-<ds:datastoreItem xmlns:ds="http://schemas.openxmlformats.org/officeDocument/2006/customXml" ds:itemID="{97BF0721-5F18-4BAF-95A6-B0B67679DDAD}"/>
-</file>
-
-<file path=customXml/itemProps22.xml><?xml version="1.0" encoding="utf-8"?>
-<ds:datastoreItem xmlns:ds="http://schemas.openxmlformats.org/officeDocument/2006/customXml" ds:itemID="{11F7C954-0AB6-4220-82B1-FCCE3154AFA2}"/>
-</file>
-
-<file path=customXml/itemProps31.xml><?xml version="1.0" encoding="utf-8"?>
-<ds:datastoreItem xmlns:ds="http://schemas.openxmlformats.org/officeDocument/2006/customXml" ds:itemID="{530F2D06-AB79-4A77-AC1F-61C5FB3DC11F}"/>
-</file>
-
 <file path=docMetadata/LabelInfo.xml><?xml version="1.0" encoding="utf-8"?>
 <clbl:labelList xmlns:clbl="http://schemas.microsoft.com/office/2020/mipLabelMetadata"/>
 </file>